--- a/results/extensive/ext_reg_reghdfe_Tibi.docx
+++ b/results/extensive/ext_reg_reghdfe_Tibi.docx
@@ -132,7 +132,7 @@
               <w:jc w:val="right"/>
             </w:pPr>
             <w:r>
-              <w:t xml:space="preserve">dur1</w:t>
+              <w:t xml:space="preserve">Years of existence</w:t>
             </w:r>
           </w:p>
         </w:tc>
@@ -153,7 +153,7 @@
               <w:jc w:val="right"/>
             </w:pPr>
             <w:r>
-              <w:t xml:space="preserve">dur2</w:t>
+              <w:t xml:space="preserve">Time since appearance</w:t>
             </w:r>
           </w:p>
         </w:tc>
@@ -174,7 +174,7 @@
               <w:jc w:val="right"/>
             </w:pPr>
             <w:r>
-              <w:t xml:space="preserve">dur3</w:t>
+              <w:t xml:space="preserve">Time since appearance with zero trade</w:t>
             </w:r>
           </w:p>
         </w:tc>
@@ -195,7 +195,7 @@
               <w:jc w:val="right"/>
             </w:pPr>
             <w:r>
-              <w:t xml:space="preserve">dur1</w:t>
+              <w:t xml:space="preserve">Years of existence</w:t>
             </w:r>
           </w:p>
         </w:tc>
@@ -216,7 +216,7 @@
               <w:jc w:val="right"/>
             </w:pPr>
             <w:r>
-              <w:t xml:space="preserve">dur2</w:t>
+              <w:t xml:space="preserve">Time since appearance</w:t>
             </w:r>
           </w:p>
         </w:tc>
@@ -237,7 +237,7 @@
               <w:jc w:val="right"/>
             </w:pPr>
             <w:r>
-              <w:t xml:space="preserve">dur3</w:t>
+              <w:t xml:space="preserve">Time since appearance with zero trade</w:t>
             </w:r>
           </w:p>
         </w:tc>
@@ -281,7 +281,7 @@
               <w:jc w:val="right"/>
             </w:pPr>
             <w:r>
-              <w:t xml:space="preserve">-8.32e-05***</w:t>
+              <w:t xml:space="preserve">-3.33e-04***</w:t>
             </w:r>
           </w:p>
         </w:tc>
@@ -302,7 +302,7 @@
               <w:jc w:val="right"/>
             </w:pPr>
             <w:r>
-              <w:t xml:space="preserve">-9.85e-05***</w:t>
+              <w:t xml:space="preserve">-9.63e-05***</w:t>
             </w:r>
           </w:p>
         </w:tc>
@@ -323,7 +323,7 @@
               <w:jc w:val="right"/>
             </w:pPr>
             <w:r>
-              <w:t xml:space="preserve">4.77e-05***</w:t>
+              <w:t xml:space="preserve">8.92e-05***</w:t>
             </w:r>
           </w:p>
         </w:tc>
@@ -344,7 +344,7 @@
               <w:jc w:val="right"/>
             </w:pPr>
             <w:r>
-              <w:t xml:space="preserve">-8.37e-05***</w:t>
+              <w:t xml:space="preserve">-3.35e-04***</w:t>
             </w:r>
           </w:p>
         </w:tc>
@@ -365,7 +365,7 @@
               <w:jc w:val="right"/>
             </w:pPr>
             <w:r>
-              <w:t xml:space="preserve">-1.05e-04***</w:t>
+              <w:t xml:space="preserve">-1.03e-04***</w:t>
             </w:r>
           </w:p>
         </w:tc>
@@ -386,7 +386,7 @@
               <w:jc w:val="right"/>
             </w:pPr>
             <w:r>
-              <w:t xml:space="preserve">-3.05e-04***</w:t>
+              <w:t xml:space="preserve">7.21e-05***</w:t>
             </w:r>
           </w:p>
         </w:tc>
@@ -425,112 +425,112 @@
               <w:jc w:val="right"/>
             </w:pPr>
             <w:r>
-              <w:t xml:space="preserve">[-9.78e-05, -6.86e-05]</w:t>
-            </w:r>
-          </w:p>
-        </w:tc>
-        <w:tc>
-          <w:tcPr>
-            <w:tcW w:w="1337" w:type="dxa"/>
-            <w:tcBorders>
-              <w:top w:val="nil" w:color="000000"/>
-              <w:left w:val="nil" w:color="000000"/>
-              <w:bottom w:val="nil" w:color="000000"/>
-              <w:right w:val="nil" w:color="000000"/>
-            </w:tcBorders>
-            <w:vAlign w:val="bottom"/>
-          </w:tcPr>
-          <w:p>
-            <w:pPr>
-              <w:spacing w:after="0"/>
-              <w:jc w:val="right"/>
-            </w:pPr>
-            <w:r>
-              <w:t xml:space="preserve">[-1.10e-04, -8.69e-05]</w:t>
-            </w:r>
-          </w:p>
-        </w:tc>
-        <w:tc>
-          <w:tcPr>
-            <w:tcW w:w="1337" w:type="dxa"/>
-            <w:tcBorders>
-              <w:top w:val="nil" w:color="000000"/>
-              <w:left w:val="nil" w:color="000000"/>
-              <w:bottom w:val="nil" w:color="000000"/>
-              <w:right w:val="nil" w:color="000000"/>
-            </w:tcBorders>
-            <w:vAlign w:val="bottom"/>
-          </w:tcPr>
-          <w:p>
-            <w:pPr>
-              <w:spacing w:after="0"/>
-              <w:jc w:val="right"/>
-            </w:pPr>
-            <w:r>
-              <w:t xml:space="preserve">[4.13e-05,  5.42e-05]</w:t>
-            </w:r>
-          </w:p>
-        </w:tc>
-        <w:tc>
-          <w:tcPr>
-            <w:tcW w:w="1337" w:type="dxa"/>
-            <w:tcBorders>
-              <w:top w:val="nil" w:color="000000"/>
-              <w:left w:val="nil" w:color="000000"/>
-              <w:bottom w:val="nil" w:color="000000"/>
-              <w:right w:val="nil" w:color="000000"/>
-            </w:tcBorders>
-            <w:vAlign w:val="bottom"/>
-          </w:tcPr>
-          <w:p>
-            <w:pPr>
-              <w:spacing w:after="0"/>
-              <w:jc w:val="right"/>
-            </w:pPr>
-            <w:r>
-              <w:t xml:space="preserve">[-9.93e-05, -6.80e-05]</w:t>
-            </w:r>
-          </w:p>
-        </w:tc>
-        <w:tc>
-          <w:tcPr>
-            <w:tcW w:w="1337" w:type="dxa"/>
-            <w:tcBorders>
-              <w:top w:val="nil" w:color="000000"/>
-              <w:left w:val="nil" w:color="000000"/>
-              <w:bottom w:val="nil" w:color="000000"/>
-              <w:right w:val="nil" w:color="000000"/>
-            </w:tcBorders>
-            <w:vAlign w:val="bottom"/>
-          </w:tcPr>
-          <w:p>
-            <w:pPr>
-              <w:spacing w:after="0"/>
-              <w:jc w:val="right"/>
-            </w:pPr>
-            <w:r>
-              <w:t xml:space="preserve">[-1.18e-04, -9.29e-05]</w:t>
-            </w:r>
-          </w:p>
-        </w:tc>
-        <w:tc>
-          <w:tcPr>
-            <w:tcW w:w="1337" w:type="dxa"/>
-            <w:tcBorders>
-              <w:top w:val="nil" w:color="000000"/>
-              <w:left w:val="nil" w:color="000000"/>
-              <w:bottom w:val="nil" w:color="000000"/>
-              <w:right w:val="nil" w:color="000000"/>
-            </w:tcBorders>
-            <w:vAlign w:val="bottom"/>
-          </w:tcPr>
-          <w:p>
-            <w:pPr>
-              <w:spacing w:after="0"/>
-              <w:jc w:val="right"/>
-            </w:pPr>
-            <w:r>
-              <w:t xml:space="preserve">[-3.11e-04, -2.99e-04]</w:t>
+              <w:t xml:space="preserve">[-3.91e-04, -2.74e-04]</w:t>
+            </w:r>
+          </w:p>
+        </w:tc>
+        <w:tc>
+          <w:tcPr>
+            <w:tcW w:w="1337" w:type="dxa"/>
+            <w:tcBorders>
+              <w:top w:val="nil" w:color="000000"/>
+              <w:left w:val="nil" w:color="000000"/>
+              <w:bottom w:val="nil" w:color="000000"/>
+              <w:right w:val="nil" w:color="000000"/>
+            </w:tcBorders>
+            <w:vAlign w:val="bottom"/>
+          </w:tcPr>
+          <w:p>
+            <w:pPr>
+              <w:spacing w:after="0"/>
+              <w:jc w:val="right"/>
+            </w:pPr>
+            <w:r>
+              <w:t xml:space="preserve">[-1.08e-04, -8.49e-05]</w:t>
+            </w:r>
+          </w:p>
+        </w:tc>
+        <w:tc>
+          <w:tcPr>
+            <w:tcW w:w="1337" w:type="dxa"/>
+            <w:tcBorders>
+              <w:top w:val="nil" w:color="000000"/>
+              <w:left w:val="nil" w:color="000000"/>
+              <w:bottom w:val="nil" w:color="000000"/>
+              <w:right w:val="nil" w:color="000000"/>
+            </w:tcBorders>
+            <w:vAlign w:val="bottom"/>
+          </w:tcPr>
+          <w:p>
+            <w:pPr>
+              <w:spacing w:after="0"/>
+              <w:jc w:val="right"/>
+            </w:pPr>
+            <w:r>
+              <w:t xml:space="preserve">[8.65e-05,  9.18e-05]</w:t>
+            </w:r>
+          </w:p>
+        </w:tc>
+        <w:tc>
+          <w:tcPr>
+            <w:tcW w:w="1337" w:type="dxa"/>
+            <w:tcBorders>
+              <w:top w:val="nil" w:color="000000"/>
+              <w:left w:val="nil" w:color="000000"/>
+              <w:bottom w:val="nil" w:color="000000"/>
+              <w:right w:val="nil" w:color="000000"/>
+            </w:tcBorders>
+            <w:vAlign w:val="bottom"/>
+          </w:tcPr>
+          <w:p>
+            <w:pPr>
+              <w:spacing w:after="0"/>
+              <w:jc w:val="right"/>
+            </w:pPr>
+            <w:r>
+              <w:t xml:space="preserve">[-3.97e-04, -2.72e-04]</w:t>
+            </w:r>
+          </w:p>
+        </w:tc>
+        <w:tc>
+          <w:tcPr>
+            <w:tcW w:w="1337" w:type="dxa"/>
+            <w:tcBorders>
+              <w:top w:val="nil" w:color="000000"/>
+              <w:left w:val="nil" w:color="000000"/>
+              <w:bottom w:val="nil" w:color="000000"/>
+              <w:right w:val="nil" w:color="000000"/>
+            </w:tcBorders>
+            <w:vAlign w:val="bottom"/>
+          </w:tcPr>
+          <w:p>
+            <w:pPr>
+              <w:spacing w:after="0"/>
+              <w:jc w:val="right"/>
+            </w:pPr>
+            <w:r>
+              <w:t xml:space="preserve">[-1.15e-04, -9.06e-05]</w:t>
+            </w:r>
+          </w:p>
+        </w:tc>
+        <w:tc>
+          <w:tcPr>
+            <w:tcW w:w="1337" w:type="dxa"/>
+            <w:tcBorders>
+              <w:top w:val="nil" w:color="000000"/>
+              <w:left w:val="nil" w:color="000000"/>
+              <w:bottom w:val="nil" w:color="000000"/>
+              <w:right w:val="nil" w:color="000000"/>
+            </w:tcBorders>
+            <w:vAlign w:val="bottom"/>
+          </w:tcPr>
+          <w:p>
+            <w:pPr>
+              <w:spacing w:after="0"/>
+              <w:jc w:val="right"/>
+            </w:pPr>
+            <w:r>
+              <w:t xml:space="preserve">[5.94e-05,  8.47e-05]</w:t>
             </w:r>
           </w:p>
         </w:tc>
@@ -688,7 +688,7 @@
               <w:jc w:val="right"/>
             </w:pPr>
             <w:r>
-              <w:t xml:space="preserve">1.44e-06***</w:t>
+              <w:t xml:space="preserve">2.31e-05***</w:t>
             </w:r>
           </w:p>
         </w:tc>
@@ -730,28 +730,28 @@
               <w:jc w:val="right"/>
             </w:pPr>
             <w:r>
-              <w:t xml:space="preserve">-2.29e-08***</w:t>
-            </w:r>
-          </w:p>
-        </w:tc>
-        <w:tc>
-          <w:tcPr>
-            <w:tcW w:w="1337" w:type="dxa"/>
-            <w:tcBorders>
-              <w:top w:val="nil" w:color="000000"/>
-              <w:left w:val="nil" w:color="000000"/>
-              <w:bottom w:val="nil" w:color="000000"/>
-              <w:right w:val="nil" w:color="000000"/>
-            </w:tcBorders>
-            <w:vAlign w:val="bottom"/>
-          </w:tcPr>
-          <w:p>
-            <w:pPr>
-              <w:spacing w:after="0"/>
-              <w:jc w:val="right"/>
-            </w:pPr>
-            <w:r>
-              <w:t xml:space="preserve">1.48e-06***</w:t>
+              <w:t xml:space="preserve">5.15e-08**</w:t>
+            </w:r>
+          </w:p>
+        </w:tc>
+        <w:tc>
+          <w:tcPr>
+            <w:tcW w:w="1337" w:type="dxa"/>
+            <w:tcBorders>
+              <w:top w:val="nil" w:color="000000"/>
+              <w:left w:val="nil" w:color="000000"/>
+              <w:bottom w:val="nil" w:color="000000"/>
+              <w:right w:val="nil" w:color="000000"/>
+            </w:tcBorders>
+            <w:vAlign w:val="bottom"/>
+          </w:tcPr>
+          <w:p>
+            <w:pPr>
+              <w:spacing w:after="0"/>
+              <w:jc w:val="right"/>
+            </w:pPr>
+            <w:r>
+              <w:t xml:space="preserve">2.37e-05***</w:t>
             </w:r>
           </w:p>
         </w:tc>
@@ -793,7 +793,7 @@
               <w:jc w:val="right"/>
             </w:pPr>
             <w:r>
-              <w:t xml:space="preserve">1.62e-07***</w:t>
+              <w:t xml:space="preserve">3.57e-07***</w:t>
             </w:r>
           </w:p>
         </w:tc>
@@ -832,7 +832,7 @@
               <w:jc w:val="right"/>
             </w:pPr>
             <w:r>
-              <w:t xml:space="preserve">[1.30e-06,  1.59e-06]</w:t>
+              <w:t xml:space="preserve">[2.07e-05,  2.55e-05]</w:t>
             </w:r>
           </w:p>
         </w:tc>
@@ -874,28 +874,28 @@
               <w:jc w:val="right"/>
             </w:pPr>
             <w:r>
-              <w:t xml:space="preserve">[-2.63e-08, -1.96e-08]</w:t>
-            </w:r>
-          </w:p>
-        </w:tc>
-        <w:tc>
-          <w:tcPr>
-            <w:tcW w:w="1337" w:type="dxa"/>
-            <w:tcBorders>
-              <w:top w:val="nil" w:color="000000"/>
-              <w:left w:val="nil" w:color="000000"/>
-              <w:bottom w:val="nil" w:color="000000"/>
-              <w:right w:val="nil" w:color="000000"/>
-            </w:tcBorders>
-            <w:vAlign w:val="bottom"/>
-          </w:tcPr>
-          <w:p>
-            <w:pPr>
-              <w:spacing w:after="0"/>
-              <w:jc w:val="right"/>
-            </w:pPr>
-            <w:r>
-              <w:t xml:space="preserve">[1.32e-06,  1.64e-06]</w:t>
+              <w:t xml:space="preserve">[1.10e-08,  9.20e-08]</w:t>
+            </w:r>
+          </w:p>
+        </w:tc>
+        <w:tc>
+          <w:tcPr>
+            <w:tcW w:w="1337" w:type="dxa"/>
+            <w:tcBorders>
+              <w:top w:val="nil" w:color="000000"/>
+              <w:left w:val="nil" w:color="000000"/>
+              <w:bottom w:val="nil" w:color="000000"/>
+              <w:right w:val="nil" w:color="000000"/>
+            </w:tcBorders>
+            <w:vAlign w:val="bottom"/>
+          </w:tcPr>
+          <w:p>
+            <w:pPr>
+              <w:spacing w:after="0"/>
+              <w:jc w:val="right"/>
+            </w:pPr>
+            <w:r>
+              <w:t xml:space="preserve">[2.11e-05,  2.62e-05]</w:t>
             </w:r>
           </w:p>
         </w:tc>
@@ -937,7 +937,7 @@
               <w:jc w:val="right"/>
             </w:pPr>
             <w:r>
-              <w:t xml:space="preserve">[1.59e-07,  1.65e-07]</w:t>
+              <w:t xml:space="preserve">[2.25e-07,  4.89e-07]</w:t>
             </w:r>
           </w:p>
         </w:tc>
@@ -1137,7 +1137,7 @@
               <w:jc w:val="right"/>
             </w:pPr>
             <w:r>
-              <w:t xml:space="preserve">-8.23e-05***</w:t>
+              <w:t xml:space="preserve">-2.29e-04***</w:t>
             </w:r>
           </w:p>
         </w:tc>
@@ -1200,7 +1200,7 @@
               <w:jc w:val="right"/>
             </w:pPr>
             <w:r>
-              <w:t xml:space="preserve">-1.36e-04***</w:t>
+              <w:t xml:space="preserve">-2.29e-04***</w:t>
             </w:r>
           </w:p>
         </w:tc>
@@ -1281,7 +1281,7 @@
               <w:jc w:val="right"/>
             </w:pPr>
             <w:r>
-              <w:t xml:space="preserve">[-9.36e-05, -7.10e-05]</w:t>
+              <w:t xml:space="preserve">[-2.43e-04, -2.15e-04]</w:t>
             </w:r>
           </w:p>
         </w:tc>
@@ -1344,7 +1344,7 @@
               <w:jc w:val="right"/>
             </w:pPr>
             <w:r>
-              <w:t xml:space="preserve">[-1.49e-04, -1.24e-04]</w:t>
+              <w:t xml:space="preserve">[-2.43e-04, -2.14e-04]</w:t>
             </w:r>
           </w:p>
         </w:tc>
@@ -1544,6 +1544,48 @@
               <w:jc w:val="right"/>
             </w:pPr>
             <w:r>
+              <w:t xml:space="preserve">0.005***</w:t>
+            </w:r>
+          </w:p>
+        </w:tc>
+        <w:tc>
+          <w:tcPr>
+            <w:tcW w:w="1337" w:type="dxa"/>
+            <w:tcBorders>
+              <w:top w:val="nil" w:color="000000"/>
+              <w:left w:val="nil" w:color="000000"/>
+              <w:bottom w:val="nil" w:color="000000"/>
+              <w:right w:val="nil" w:color="000000"/>
+            </w:tcBorders>
+            <w:vAlign w:val="bottom"/>
+          </w:tcPr>
+          <w:p>
+            <w:pPr>
+              <w:spacing w:after="0"/>
+              <w:jc w:val="right"/>
+            </w:pPr>
+            <w:r>
+              <w:t xml:space="preserve">0.002***</w:t>
+            </w:r>
+          </w:p>
+        </w:tc>
+        <w:tc>
+          <w:tcPr>
+            <w:tcW w:w="1337" w:type="dxa"/>
+            <w:tcBorders>
+              <w:top w:val="nil" w:color="000000"/>
+              <w:left w:val="nil" w:color="000000"/>
+              <w:bottom w:val="nil" w:color="000000"/>
+              <w:right w:val="nil" w:color="000000"/>
+            </w:tcBorders>
+            <w:vAlign w:val="bottom"/>
+          </w:tcPr>
+          <w:p>
+            <w:pPr>
+              <w:spacing w:after="0"/>
+              <w:jc w:val="right"/>
+            </w:pPr>
+            <w:r>
               <w:t xml:space="preserve">0.001***</w:t>
             </w:r>
           </w:p>
@@ -1565,49 +1607,7 @@
               <w:jc w:val="right"/>
             </w:pPr>
             <w:r>
-              <w:t xml:space="preserve">0.002***</w:t>
-            </w:r>
-          </w:p>
-        </w:tc>
-        <w:tc>
-          <w:tcPr>
-            <w:tcW w:w="1337" w:type="dxa"/>
-            <w:tcBorders>
-              <w:top w:val="nil" w:color="000000"/>
-              <w:left w:val="nil" w:color="000000"/>
-              <w:bottom w:val="nil" w:color="000000"/>
-              <w:right w:val="nil" w:color="000000"/>
-            </w:tcBorders>
-            <w:vAlign w:val="bottom"/>
-          </w:tcPr>
-          <w:p>
-            <w:pPr>
-              <w:spacing w:after="0"/>
-              <w:jc w:val="right"/>
-            </w:pPr>
-            <w:r>
-              <w:t xml:space="preserve">0.001***</w:t>
-            </w:r>
-          </w:p>
-        </w:tc>
-        <w:tc>
-          <w:tcPr>
-            <w:tcW w:w="1337" w:type="dxa"/>
-            <w:tcBorders>
-              <w:top w:val="nil" w:color="000000"/>
-              <w:left w:val="nil" w:color="000000"/>
-              <w:bottom w:val="nil" w:color="000000"/>
-              <w:right w:val="nil" w:color="000000"/>
-            </w:tcBorders>
-            <w:vAlign w:val="bottom"/>
-          </w:tcPr>
-          <w:p>
-            <w:pPr>
-              <w:spacing w:after="0"/>
-              <w:jc w:val="right"/>
-            </w:pPr>
-            <w:r>
-              <w:t xml:space="preserve">-0.000</w:t>
+              <w:t xml:space="preserve">0.004***</w:t>
             </w:r>
           </w:p>
         </w:tc>
@@ -1688,6 +1688,27 @@
               <w:jc w:val="right"/>
             </w:pPr>
             <w:r>
+              <w:t xml:space="preserve">[0.005,   0.006]</w:t>
+            </w:r>
+          </w:p>
+        </w:tc>
+        <w:tc>
+          <w:tcPr>
+            <w:tcW w:w="1337" w:type="dxa"/>
+            <w:tcBorders>
+              <w:top w:val="nil" w:color="000000"/>
+              <w:left w:val="nil" w:color="000000"/>
+              <w:bottom w:val="nil" w:color="000000"/>
+              <w:right w:val="nil" w:color="000000"/>
+            </w:tcBorders>
+            <w:vAlign w:val="bottom"/>
+          </w:tcPr>
+          <w:p>
+            <w:pPr>
+              <w:spacing w:after="0"/>
+              <w:jc w:val="right"/>
+            </w:pPr>
+            <w:r>
               <w:t xml:space="preserve">[0.001,   0.002]</w:t>
             </w:r>
           </w:p>
@@ -1709,27 +1730,6 @@
               <w:jc w:val="right"/>
             </w:pPr>
             <w:r>
-              <w:t xml:space="preserve">[0.001,   0.002]</w:t>
-            </w:r>
-          </w:p>
-        </w:tc>
-        <w:tc>
-          <w:tcPr>
-            <w:tcW w:w="1337" w:type="dxa"/>
-            <w:tcBorders>
-              <w:top w:val="nil" w:color="000000"/>
-              <w:left w:val="nil" w:color="000000"/>
-              <w:bottom w:val="nil" w:color="000000"/>
-              <w:right w:val="nil" w:color="000000"/>
-            </w:tcBorders>
-            <w:vAlign w:val="bottom"/>
-          </w:tcPr>
-          <w:p>
-            <w:pPr>
-              <w:spacing w:after="0"/>
-              <w:jc w:val="right"/>
-            </w:pPr>
-            <w:r>
               <w:t xml:space="preserve">[0.000,   0.001]</w:t>
             </w:r>
           </w:p>
@@ -1751,7 +1751,7 @@
               <w:jc w:val="right"/>
             </w:pPr>
             <w:r>
-              <w:t xml:space="preserve">[-0.001,   0.000]</w:t>
+              <w:t xml:space="preserve">[0.003,   0.004]</w:t>
             </w:r>
           </w:p>
         </w:tc>
@@ -1951,6 +1951,27 @@
               <w:jc w:val="right"/>
             </w:pPr>
             <w:r>
+              <w:t xml:space="preserve">-0.008***</w:t>
+            </w:r>
+          </w:p>
+        </w:tc>
+        <w:tc>
+          <w:tcPr>
+            <w:tcW w:w="1337" w:type="dxa"/>
+            <w:tcBorders>
+              <w:top w:val="nil" w:color="000000"/>
+              <w:left w:val="nil" w:color="000000"/>
+              <w:bottom w:val="nil" w:color="000000"/>
+              <w:right w:val="nil" w:color="000000"/>
+            </w:tcBorders>
+            <w:vAlign w:val="bottom"/>
+          </w:tcPr>
+          <w:p>
+            <w:pPr>
+              <w:spacing w:after="0"/>
+              <w:jc w:val="right"/>
+            </w:pPr>
+            <w:r>
               <w:t xml:space="preserve">-0.006***</w:t>
             </w:r>
           </w:p>
@@ -1993,28 +2014,7 @@
               <w:jc w:val="right"/>
             </w:pPr>
             <w:r>
-              <w:t xml:space="preserve">-0.006***</w:t>
-            </w:r>
-          </w:p>
-        </w:tc>
-        <w:tc>
-          <w:tcPr>
-            <w:tcW w:w="1337" w:type="dxa"/>
-            <w:tcBorders>
-              <w:top w:val="nil" w:color="000000"/>
-              <w:left w:val="nil" w:color="000000"/>
-              <w:bottom w:val="nil" w:color="000000"/>
-              <w:right w:val="nil" w:color="000000"/>
-            </w:tcBorders>
-            <w:vAlign w:val="bottom"/>
-          </w:tcPr>
-          <w:p>
-            <w:pPr>
-              <w:spacing w:after="0"/>
-              <w:jc w:val="right"/>
-            </w:pPr>
-            <w:r>
-              <w:t xml:space="preserve">-0.006***</w:t>
+              <w:t xml:space="preserve">-0.008***</w:t>
             </w:r>
           </w:p>
         </w:tc>
@@ -2095,6 +2095,27 @@
               <w:jc w:val="right"/>
             </w:pPr>
             <w:r>
+              <w:t xml:space="preserve">[-0.008,  -0.008]</w:t>
+            </w:r>
+          </w:p>
+        </w:tc>
+        <w:tc>
+          <w:tcPr>
+            <w:tcW w:w="1337" w:type="dxa"/>
+            <w:tcBorders>
+              <w:top w:val="nil" w:color="000000"/>
+              <w:left w:val="nil" w:color="000000"/>
+              <w:bottom w:val="nil" w:color="000000"/>
+              <w:right w:val="nil" w:color="000000"/>
+            </w:tcBorders>
+            <w:vAlign w:val="bottom"/>
+          </w:tcPr>
+          <w:p>
+            <w:pPr>
+              <w:spacing w:after="0"/>
+              <w:jc w:val="right"/>
+            </w:pPr>
+            <w:r>
               <w:t xml:space="preserve">[-0.007,  -0.006]</w:t>
             </w:r>
           </w:p>
@@ -2137,28 +2158,7 @@
               <w:jc w:val="right"/>
             </w:pPr>
             <w:r>
-              <w:t xml:space="preserve">[-0.007,  -0.006]</w:t>
-            </w:r>
-          </w:p>
-        </w:tc>
-        <w:tc>
-          <w:tcPr>
-            <w:tcW w:w="1337" w:type="dxa"/>
-            <w:tcBorders>
-              <w:top w:val="nil" w:color="000000"/>
-              <w:left w:val="nil" w:color="000000"/>
-              <w:bottom w:val="nil" w:color="000000"/>
-              <w:right w:val="nil" w:color="000000"/>
-            </w:tcBorders>
-            <w:vAlign w:val="bottom"/>
-          </w:tcPr>
-          <w:p>
-            <w:pPr>
-              <w:spacing w:after="0"/>
-              <w:jc w:val="right"/>
-            </w:pPr>
-            <w:r>
-              <w:t xml:space="preserve">[-0.007,  -0.006]</w:t>
+              <w:t xml:space="preserve">[-0.008,  -0.008]</w:t>
             </w:r>
           </w:p>
         </w:tc>
@@ -2358,27 +2358,6 @@
               <w:jc w:val="right"/>
             </w:pPr>
             <w:r>
-              <w:t xml:space="preserve">0.006***</w:t>
-            </w:r>
-          </w:p>
-        </w:tc>
-        <w:tc>
-          <w:tcPr>
-            <w:tcW w:w="1337" w:type="dxa"/>
-            <w:tcBorders>
-              <w:top w:val="nil" w:color="000000"/>
-              <w:left w:val="nil" w:color="000000"/>
-              <w:bottom w:val="nil" w:color="000000"/>
-              <w:right w:val="nil" w:color="000000"/>
-            </w:tcBorders>
-            <w:vAlign w:val="bottom"/>
-          </w:tcPr>
-          <w:p>
-            <w:pPr>
-              <w:spacing w:after="0"/>
-              <w:jc w:val="right"/>
-            </w:pPr>
-            <w:r>
               <w:t xml:space="preserve">0.007***</w:t>
             </w:r>
           </w:p>
@@ -2422,6 +2401,27 @@
             </w:pPr>
             <w:r>
               <w:t xml:space="preserve">0.007***</w:t>
+            </w:r>
+          </w:p>
+        </w:tc>
+        <w:tc>
+          <w:tcPr>
+            <w:tcW w:w="1337" w:type="dxa"/>
+            <w:tcBorders>
+              <w:top w:val="nil" w:color="000000"/>
+              <w:left w:val="nil" w:color="000000"/>
+              <w:bottom w:val="nil" w:color="000000"/>
+              <w:right w:val="nil" w:color="000000"/>
+            </w:tcBorders>
+            <w:vAlign w:val="bottom"/>
+          </w:tcPr>
+          <w:p>
+            <w:pPr>
+              <w:spacing w:after="0"/>
+              <w:jc w:val="right"/>
+            </w:pPr>
+            <w:r>
+              <w:t xml:space="preserve">0.008***</w:t>
             </w:r>
           </w:p>
         </w:tc>
@@ -2502,7 +2502,7 @@
               <w:jc w:val="right"/>
             </w:pPr>
             <w:r>
-              <w:t xml:space="preserve">[0.006,   0.006]</w:t>
+              <w:t xml:space="preserve">[0.006,   0.007]</w:t>
             </w:r>
           </w:p>
         </w:tc>
@@ -2828,7 +2828,7 @@
               <w:jc w:val="right"/>
             </w:pPr>
             <w:r>
-              <w:t xml:space="preserve">0.030***</w:t>
+              <w:t xml:space="preserve">0.029***</w:t>
             </w:r>
           </w:p>
         </w:tc>
@@ -2909,7 +2909,7 @@
               <w:jc w:val="right"/>
             </w:pPr>
             <w:r>
-              <w:t xml:space="preserve">[0.026,   0.037]</w:t>
+              <w:t xml:space="preserve">[0.025,   0.039]</w:t>
             </w:r>
           </w:p>
         </w:tc>
@@ -2972,7 +2972,7 @@
               <w:jc w:val="right"/>
             </w:pPr>
             <w:r>
-              <w:t xml:space="preserve">[0.024,   0.036]</w:t>
+              <w:t xml:space="preserve">[0.022,   0.036]</w:t>
             </w:r>
           </w:p>
         </w:tc>
@@ -3172,7 +3172,7 @@
               <w:jc w:val="right"/>
             </w:pPr>
             <w:r>
-              <w:t xml:space="preserve">-0.002***</w:t>
+              <w:t xml:space="preserve">-0.005***</w:t>
             </w:r>
           </w:p>
         </w:tc>
@@ -3235,7 +3235,7 @@
               <w:jc w:val="right"/>
             </w:pPr>
             <w:r>
-              <w:t xml:space="preserve">-0.002***</w:t>
+              <w:t xml:space="preserve">-0.003***</w:t>
             </w:r>
           </w:p>
         </w:tc>
@@ -3316,6 +3316,27 @@
               <w:jc w:val="right"/>
             </w:pPr>
             <w:r>
+              <w:t xml:space="preserve">[-0.007,  -0.003]</w:t>
+            </w:r>
+          </w:p>
+        </w:tc>
+        <w:tc>
+          <w:tcPr>
+            <w:tcW w:w="1337" w:type="dxa"/>
+            <w:tcBorders>
+              <w:top w:val="nil" w:color="000000"/>
+              <w:left w:val="nil" w:color="000000"/>
+              <w:bottom w:val="nil" w:color="000000"/>
+              <w:right w:val="nil" w:color="000000"/>
+            </w:tcBorders>
+            <w:vAlign w:val="bottom"/>
+          </w:tcPr>
+          <w:p>
+            <w:pPr>
+              <w:spacing w:after="0"/>
+              <w:jc w:val="right"/>
+            </w:pPr>
+            <w:r>
               <w:t xml:space="preserve">[-0.004,  -0.001]</w:t>
             </w:r>
           </w:p>
@@ -3358,28 +3379,7 @@
               <w:jc w:val="right"/>
             </w:pPr>
             <w:r>
-              <w:t xml:space="preserve">[-0.004,  -0.001]</w:t>
-            </w:r>
-          </w:p>
-        </w:tc>
-        <w:tc>
-          <w:tcPr>
-            <w:tcW w:w="1337" w:type="dxa"/>
-            <w:tcBorders>
-              <w:top w:val="nil" w:color="000000"/>
-              <w:left w:val="nil" w:color="000000"/>
-              <w:bottom w:val="nil" w:color="000000"/>
-              <w:right w:val="nil" w:color="000000"/>
-            </w:tcBorders>
-            <w:vAlign w:val="bottom"/>
-          </w:tcPr>
-          <w:p>
-            <w:pPr>
-              <w:spacing w:after="0"/>
-              <w:jc w:val="right"/>
-            </w:pPr>
-            <w:r>
-              <w:t xml:space="preserve">[-0.003,  -0.001]</w:t>
+              <w:t xml:space="preserve">[-0.005,  -0.001]</w:t>
             </w:r>
           </w:p>
         </w:tc>
@@ -3579,7 +3579,7 @@
               <w:jc w:val="right"/>
             </w:pPr>
             <w:r>
-              <w:t xml:space="preserve">0.003***</w:t>
+              <w:t xml:space="preserve">0.007***</w:t>
             </w:r>
           </w:p>
         </w:tc>
@@ -3642,7 +3642,7 @@
               <w:jc w:val="right"/>
             </w:pPr>
             <w:r>
-              <w:t xml:space="preserve">0.005***</w:t>
+              <w:t xml:space="preserve">0.006***</w:t>
             </w:r>
           </w:p>
         </w:tc>
@@ -3723,7 +3723,7 @@
               <w:jc w:val="right"/>
             </w:pPr>
             <w:r>
-              <w:t xml:space="preserve">[0.003,   0.004]</w:t>
+              <w:t xml:space="preserve">[0.007,   0.008]</w:t>
             </w:r>
           </w:p>
         </w:tc>
@@ -3786,7 +3786,7 @@
               <w:jc w:val="right"/>
             </w:pPr>
             <w:r>
-              <w:t xml:space="preserve">[0.005,   0.005]</w:t>
+              <w:t xml:space="preserve">[0.006,   0.007]</w:t>
             </w:r>
           </w:p>
         </w:tc>
@@ -3986,7 +3986,7 @@
               <w:jc w:val="right"/>
             </w:pPr>
             <w:r>
-              <w:t xml:space="preserve">0.019***</w:t>
+              <w:t xml:space="preserve">0.020***</w:t>
             </w:r>
           </w:p>
         </w:tc>
@@ -4130,6 +4130,27 @@
               <w:jc w:val="right"/>
             </w:pPr>
             <w:r>
+              <w:t xml:space="preserve">[0.015,   0.025]</w:t>
+            </w:r>
+          </w:p>
+        </w:tc>
+        <w:tc>
+          <w:tcPr>
+            <w:tcW w:w="1337" w:type="dxa"/>
+            <w:tcBorders>
+              <w:top w:val="nil" w:color="000000"/>
+              <w:left w:val="nil" w:color="000000"/>
+              <w:bottom w:val="nil" w:color="000000"/>
+              <w:right w:val="nil" w:color="000000"/>
+            </w:tcBorders>
+            <w:vAlign w:val="bottom"/>
+          </w:tcPr>
+          <w:p>
+            <w:pPr>
+              <w:spacing w:after="0"/>
+              <w:jc w:val="right"/>
+            </w:pPr>
+            <w:r>
               <w:t xml:space="preserve">[0.015,   0.023]</w:t>
             </w:r>
           </w:p>
@@ -4172,28 +4193,7 @@
               <w:jc w:val="right"/>
             </w:pPr>
             <w:r>
-              <w:t xml:space="preserve">[0.015,   0.023]</w:t>
-            </w:r>
-          </w:p>
-        </w:tc>
-        <w:tc>
-          <w:tcPr>
-            <w:tcW w:w="1337" w:type="dxa"/>
-            <w:tcBorders>
-              <w:top w:val="nil" w:color="000000"/>
-              <w:left w:val="nil" w:color="000000"/>
-              <w:bottom w:val="nil" w:color="000000"/>
-              <w:right w:val="nil" w:color="000000"/>
-            </w:tcBorders>
-            <w:vAlign w:val="bottom"/>
-          </w:tcPr>
-          <w:p>
-            <w:pPr>
-              <w:spacing w:after="0"/>
-              <w:jc w:val="right"/>
-            </w:pPr>
-            <w:r>
-              <w:t xml:space="preserve">[0.015,   0.023]</w:t>
+              <w:t xml:space="preserve">[0.014,   0.024]</w:t>
             </w:r>
           </w:p>
         </w:tc>
@@ -4393,7 +4393,7 @@
               <w:jc w:val="right"/>
             </w:pPr>
             <w:r>
-              <w:t xml:space="preserve">6,190,724</w:t>
+              <w:t xml:space="preserve">5,139,614</w:t>
             </w:r>
           </w:p>
         </w:tc>
@@ -4456,7 +4456,7 @@
               <w:jc w:val="right"/>
             </w:pPr>
             <w:r>
-              <w:t xml:space="preserve">6,030,436</w:t>
+              <w:t xml:space="preserve">5,058,235</w:t>
             </w:r>
           </w:p>
         </w:tc>
@@ -4656,7 +4656,7 @@
               <w:jc w:val="right"/>
             </w:pPr>
             <w:r>
-              <w:t xml:space="preserve">240,905</w:t>
+              <w:t xml:space="preserve">166,232</w:t>
             </w:r>
           </w:p>
         </w:tc>
@@ -4719,7 +4719,7 @@
               <w:jc w:val="right"/>
             </w:pPr>
             <w:r>
-              <w:t xml:space="preserve">240,117</w:t>
+              <w:t xml:space="preserve">165,962</w:t>
             </w:r>
           </w:p>
         </w:tc>
@@ -4919,7 +4919,7 @@
               <w:jc w:val="right"/>
             </w:pPr>
             <w:r>
-              <w:t xml:space="preserve">0.017</w:t>
+              <w:t xml:space="preserve">0.016</w:t>
             </w:r>
           </w:p>
         </w:tc>
@@ -4982,7 +4982,7 @@
               <w:jc w:val="right"/>
             </w:pPr>
             <w:r>
-              <w:t xml:space="preserve">0.022</w:t>
+              <w:t xml:space="preserve">0.018</w:t>
             </w:r>
           </w:p>
         </w:tc>

--- a/results/extensive/ext_reg_reghdfe_Tibi.docx
+++ b/results/extensive/ext_reg_reghdfe_Tibi.docx
@@ -105,6 +105,150 @@
             <w:tcBorders>
               <w:top w:val="nil" w:color="000000"/>
               <w:left w:val="nil" w:color="000000"/>
+              <w:bottom w:val="nil" w:color="000000"/>
+              <w:right w:val="single" w:color="000000"/>
+            </w:tcBorders>
+          </w:tcPr>
+          <w:p>
+            <w:pPr>
+              <w:spacing w:after="0"/>
+            </w:pPr>
+          </w:p>
+        </w:tc>
+        <w:tc>
+          <w:tcPr>
+            <w:tcW w:w="1337" w:type="dxa"/>
+            <w:tcBorders>
+              <w:top w:val="nil" w:color="000000"/>
+              <w:left w:val="single" w:color="000000"/>
+              <w:bottom w:val="nil" w:color="000000"/>
+              <w:right w:val="nil" w:color="000000"/>
+            </w:tcBorders>
+            <w:vAlign w:val="bottom"/>
+          </w:tcPr>
+          <w:p>
+            <w:pPr>
+              <w:spacing w:after="0"/>
+              <w:jc w:val="right"/>
+            </w:pPr>
+            <w:r>
+              <w:t xml:space="preserve">Time since appearance with zero trade</w:t>
+            </w:r>
+          </w:p>
+        </w:tc>
+        <w:tc>
+          <w:tcPr>
+            <w:tcW w:w="1337" w:type="dxa"/>
+            <w:tcBorders>
+              <w:top w:val="nil" w:color="000000"/>
+              <w:left w:val="nil" w:color="000000"/>
+              <w:bottom w:val="nil" w:color="000000"/>
+              <w:right w:val="nil" w:color="000000"/>
+            </w:tcBorders>
+            <w:vAlign w:val="bottom"/>
+          </w:tcPr>
+          <w:p>
+            <w:pPr>
+              <w:spacing w:after="0"/>
+              <w:jc w:val="right"/>
+            </w:pPr>
+            <w:r>
+              <w:t xml:space="preserve">Years of existence</w:t>
+            </w:r>
+          </w:p>
+        </w:tc>
+        <w:tc>
+          <w:tcPr>
+            <w:tcW w:w="1337" w:type="dxa"/>
+            <w:tcBorders>
+              <w:top w:val="nil" w:color="000000"/>
+              <w:left w:val="nil" w:color="000000"/>
+              <w:bottom w:val="nil" w:color="000000"/>
+              <w:right w:val="nil" w:color="000000"/>
+            </w:tcBorders>
+            <w:vAlign w:val="bottom"/>
+          </w:tcPr>
+          <w:p>
+            <w:pPr>
+              <w:spacing w:after="0"/>
+              <w:jc w:val="right"/>
+            </w:pPr>
+            <w:r>
+              <w:t xml:space="preserve">Time since appearance</w:t>
+            </w:r>
+          </w:p>
+        </w:tc>
+        <w:tc>
+          <w:tcPr>
+            <w:tcW w:w="1337" w:type="dxa"/>
+            <w:tcBorders>
+              <w:top w:val="nil" w:color="000000"/>
+              <w:left w:val="nil" w:color="000000"/>
+              <w:bottom w:val="nil" w:color="000000"/>
+              <w:right w:val="nil" w:color="000000"/>
+            </w:tcBorders>
+            <w:vAlign w:val="bottom"/>
+          </w:tcPr>
+          <w:p>
+            <w:pPr>
+              <w:spacing w:after="0"/>
+              <w:jc w:val="right"/>
+            </w:pPr>
+            <w:r>
+              <w:t xml:space="preserve">Time since appearance with zero trade</w:t>
+            </w:r>
+          </w:p>
+        </w:tc>
+        <w:tc>
+          <w:tcPr>
+            <w:tcW w:w="1337" w:type="dxa"/>
+            <w:tcBorders>
+              <w:top w:val="nil" w:color="000000"/>
+              <w:left w:val="nil" w:color="000000"/>
+              <w:bottom w:val="nil" w:color="000000"/>
+              <w:right w:val="nil" w:color="000000"/>
+            </w:tcBorders>
+            <w:vAlign w:val="bottom"/>
+          </w:tcPr>
+          <w:p>
+            <w:pPr>
+              <w:spacing w:after="0"/>
+              <w:jc w:val="right"/>
+            </w:pPr>
+            <w:r>
+              <w:t xml:space="preserve">Years of existence</w:t>
+            </w:r>
+          </w:p>
+        </w:tc>
+        <w:tc>
+          <w:tcPr>
+            <w:tcW w:w="1337" w:type="dxa"/>
+            <w:tcBorders>
+              <w:top w:val="nil" w:color="000000"/>
+              <w:left w:val="nil" w:color="000000"/>
+              <w:bottom w:val="nil" w:color="000000"/>
+              <w:right w:val="nil" w:color="000000"/>
+            </w:tcBorders>
+            <w:vAlign w:val="bottom"/>
+          </w:tcPr>
+          <w:p>
+            <w:pPr>
+              <w:spacing w:after="0"/>
+              <w:jc w:val="right"/>
+            </w:pPr>
+            <w:r>
+              <w:t xml:space="preserve">Time since appearance</w:t>
+            </w:r>
+          </w:p>
+        </w:tc>
+      </w:tr>
+      <w:tr>
+        <w:tc>
+          <w:tcPr>
+            <w:tcW w:w="1337" w:type="dxa"/>
+            <w:tcBorders>
+              <w:top w:val="nil" w:color="000000"/>
+              <w:left w:val="nil" w:color="000000"/>
               <w:bottom w:val="single" w:color="000000"/>
               <w:right w:val="single" w:color="000000"/>
             </w:tcBorders>
@@ -132,7 +276,7 @@
               <w:jc w:val="right"/>
             </w:pPr>
             <w:r>
-              <w:t xml:space="preserve">Years of existence</w:t>
+              <w:t xml:space="preserve">Tibi</w:t>
             </w:r>
           </w:p>
         </w:tc>
@@ -153,7 +297,7 @@
               <w:jc w:val="right"/>
             </w:pPr>
             <w:r>
-              <w:t xml:space="preserve">Time since appearance</w:t>
+              <w:t xml:space="preserve">Tibi</w:t>
             </w:r>
           </w:p>
         </w:tc>
@@ -174,7 +318,7 @@
               <w:jc w:val="right"/>
             </w:pPr>
             <w:r>
-              <w:t xml:space="preserve">Time since appearance with zero trade</w:t>
+              <w:t xml:space="preserve">Tibi</w:t>
             </w:r>
           </w:p>
         </w:tc>
@@ -195,7 +339,7 @@
               <w:jc w:val="right"/>
             </w:pPr>
             <w:r>
-              <w:t xml:space="preserve">Years of existence</w:t>
+              <w:t xml:space="preserve">Tibi</w:t>
             </w:r>
           </w:p>
         </w:tc>
@@ -216,7 +360,7 @@
               <w:jc w:val="right"/>
             </w:pPr>
             <w:r>
-              <w:t xml:space="preserve">Time since appearance</w:t>
+              <w:t xml:space="preserve">Tibi</w:t>
             </w:r>
           </w:p>
         </w:tc>
@@ -237,7 +381,7 @@
               <w:jc w:val="right"/>
             </w:pPr>
             <w:r>
-              <w:t xml:space="preserve">Time since appearance with zero trade</w:t>
+              <w:t xml:space="preserve">Tibi</w:t>
             </w:r>
           </w:p>
         </w:tc>
@@ -281,7 +425,7 @@
               <w:jc w:val="right"/>
             </w:pPr>
             <w:r>
-              <w:t xml:space="preserve">-3.33e-04***</w:t>
+              <w:t xml:space="preserve">-1.05e-04***</w:t>
             </w:r>
           </w:p>
         </w:tc>
@@ -302,6 +446,27 @@
               <w:jc w:val="right"/>
             </w:pPr>
             <w:r>
+              <w:t xml:space="preserve">-8.32e-05***</w:t>
+            </w:r>
+          </w:p>
+        </w:tc>
+        <w:tc>
+          <w:tcPr>
+            <w:tcW w:w="1337" w:type="dxa"/>
+            <w:tcBorders>
+              <w:top w:val="single" w:color="000000"/>
+              <w:left w:val="nil" w:color="000000"/>
+              <w:bottom w:val="nil" w:color="000000"/>
+              <w:right w:val="nil" w:color="000000"/>
+            </w:tcBorders>
+            <w:vAlign w:val="bottom"/>
+          </w:tcPr>
+          <w:p>
+            <w:pPr>
+              <w:spacing w:after="0"/>
+              <w:jc w:val="right"/>
+            </w:pPr>
+            <w:r>
               <w:t xml:space="preserve">-9.63e-05***</w:t>
             </w:r>
           </w:p>
@@ -323,7 +488,7 @@
               <w:jc w:val="right"/>
             </w:pPr>
             <w:r>
-              <w:t xml:space="preserve">8.92e-05***</w:t>
+              <w:t xml:space="preserve">-1.12e-04***</w:t>
             </w:r>
           </w:p>
         </w:tc>
@@ -344,7 +509,7 @@
               <w:jc w:val="right"/>
             </w:pPr>
             <w:r>
-              <w:t xml:space="preserve">-3.35e-04***</w:t>
+              <w:t xml:space="preserve">-8.37e-05***</w:t>
             </w:r>
           </w:p>
         </w:tc>
@@ -366,27 +531,6 @@
             </w:pPr>
             <w:r>
               <w:t xml:space="preserve">-1.03e-04***</w:t>
-            </w:r>
-          </w:p>
-        </w:tc>
-        <w:tc>
-          <w:tcPr>
-            <w:tcW w:w="1337" w:type="dxa"/>
-            <w:tcBorders>
-              <w:top w:val="single" w:color="000000"/>
-              <w:left w:val="nil" w:color="000000"/>
-              <w:bottom w:val="nil" w:color="000000"/>
-              <w:right w:val="nil" w:color="000000"/>
-            </w:tcBorders>
-            <w:vAlign w:val="bottom"/>
-          </w:tcPr>
-          <w:p>
-            <w:pPr>
-              <w:spacing w:after="0"/>
-              <w:jc w:val="right"/>
-            </w:pPr>
-            <w:r>
-              <w:t xml:space="preserve">7.21e-05***</w:t>
             </w:r>
           </w:p>
         </w:tc>
@@ -425,7 +569,28 @@
               <w:jc w:val="right"/>
             </w:pPr>
             <w:r>
-              <w:t xml:space="preserve">[-3.91e-04, -2.74e-04]</w:t>
+              <w:t xml:space="preserve">[-1.21e-04, -8.99e-05]</w:t>
+            </w:r>
+          </w:p>
+        </w:tc>
+        <w:tc>
+          <w:tcPr>
+            <w:tcW w:w="1337" w:type="dxa"/>
+            <w:tcBorders>
+              <w:top w:val="nil" w:color="000000"/>
+              <w:left w:val="nil" w:color="000000"/>
+              <w:bottom w:val="nil" w:color="000000"/>
+              <w:right w:val="nil" w:color="000000"/>
+            </w:tcBorders>
+            <w:vAlign w:val="bottom"/>
+          </w:tcPr>
+          <w:p>
+            <w:pPr>
+              <w:spacing w:after="0"/>
+              <w:jc w:val="right"/>
+            </w:pPr>
+            <w:r>
+              <w:t xml:space="preserve">[-9.78e-05, -6.86e-05]</w:t>
             </w:r>
           </w:p>
         </w:tc>
@@ -467,28 +632,28 @@
               <w:jc w:val="right"/>
             </w:pPr>
             <w:r>
-              <w:t xml:space="preserve">[8.65e-05,  9.18e-05]</w:t>
-            </w:r>
-          </w:p>
-        </w:tc>
-        <w:tc>
-          <w:tcPr>
-            <w:tcW w:w="1337" w:type="dxa"/>
-            <w:tcBorders>
-              <w:top w:val="nil" w:color="000000"/>
-              <w:left w:val="nil" w:color="000000"/>
-              <w:bottom w:val="nil" w:color="000000"/>
-              <w:right w:val="nil" w:color="000000"/>
-            </w:tcBorders>
-            <w:vAlign w:val="bottom"/>
-          </w:tcPr>
-          <w:p>
-            <w:pPr>
-              <w:spacing w:after="0"/>
-              <w:jc w:val="right"/>
-            </w:pPr>
-            <w:r>
-              <w:t xml:space="preserve">[-3.97e-04, -2.72e-04]</w:t>
+              <w:t xml:space="preserve">[-1.28e-04, -9.53e-05]</w:t>
+            </w:r>
+          </w:p>
+        </w:tc>
+        <w:tc>
+          <w:tcPr>
+            <w:tcW w:w="1337" w:type="dxa"/>
+            <w:tcBorders>
+              <w:top w:val="nil" w:color="000000"/>
+              <w:left w:val="nil" w:color="000000"/>
+              <w:bottom w:val="nil" w:color="000000"/>
+              <w:right w:val="nil" w:color="000000"/>
+            </w:tcBorders>
+            <w:vAlign w:val="bottom"/>
+          </w:tcPr>
+          <w:p>
+            <w:pPr>
+              <w:spacing w:after="0"/>
+              <w:jc w:val="right"/>
+            </w:pPr>
+            <w:r>
+              <w:t xml:space="preserve">[-9.93e-05, -6.80e-05]</w:t>
             </w:r>
           </w:p>
         </w:tc>
@@ -510,27 +675,6 @@
             </w:pPr>
             <w:r>
               <w:t xml:space="preserve">[-1.15e-04, -9.06e-05]</w:t>
-            </w:r>
-          </w:p>
-        </w:tc>
-        <w:tc>
-          <w:tcPr>
-            <w:tcW w:w="1337" w:type="dxa"/>
-            <w:tcBorders>
-              <w:top w:val="nil" w:color="000000"/>
-              <w:left w:val="nil" w:color="000000"/>
-              <w:bottom w:val="nil" w:color="000000"/>
-              <w:right w:val="nil" w:color="000000"/>
-            </w:tcBorders>
-            <w:vAlign w:val="bottom"/>
-          </w:tcPr>
-          <w:p>
-            <w:pPr>
-              <w:spacing w:after="0"/>
-              <w:jc w:val="right"/>
-            </w:pPr>
-            <w:r>
-              <w:t xml:space="preserve">[5.94e-05,  8.47e-05]</w:t>
             </w:r>
           </w:p>
         </w:tc>
@@ -688,7 +832,28 @@
               <w:jc w:val="right"/>
             </w:pPr>
             <w:r>
-              <w:t xml:space="preserve">2.31e-05***</w:t>
+              <w:t xml:space="preserve">1.47e-06***</w:t>
+            </w:r>
+          </w:p>
+        </w:tc>
+        <w:tc>
+          <w:tcPr>
+            <w:tcW w:w="1337" w:type="dxa"/>
+            <w:tcBorders>
+              <w:top w:val="nil" w:color="000000"/>
+              <w:left w:val="nil" w:color="000000"/>
+              <w:bottom w:val="nil" w:color="000000"/>
+              <w:right w:val="nil" w:color="000000"/>
+            </w:tcBorders>
+            <w:vAlign w:val="bottom"/>
+          </w:tcPr>
+          <w:p>
+            <w:pPr>
+              <w:spacing w:after="0"/>
+              <w:jc w:val="right"/>
+            </w:pPr>
+            <w:r>
+              <w:t xml:space="preserve">1.44e-06***</w:t>
             </w:r>
           </w:p>
         </w:tc>
@@ -730,28 +895,28 @@
               <w:jc w:val="right"/>
             </w:pPr>
             <w:r>
-              <w:t xml:space="preserve">5.15e-08**</w:t>
-            </w:r>
-          </w:p>
-        </w:tc>
-        <w:tc>
-          <w:tcPr>
-            <w:tcW w:w="1337" w:type="dxa"/>
-            <w:tcBorders>
-              <w:top w:val="nil" w:color="000000"/>
-              <w:left w:val="nil" w:color="000000"/>
-              <w:bottom w:val="nil" w:color="000000"/>
-              <w:right w:val="nil" w:color="000000"/>
-            </w:tcBorders>
-            <w:vAlign w:val="bottom"/>
-          </w:tcPr>
-          <w:p>
-            <w:pPr>
-              <w:spacing w:after="0"/>
-              <w:jc w:val="right"/>
-            </w:pPr>
-            <w:r>
-              <w:t xml:space="preserve">2.37e-05***</w:t>
+              <w:t xml:space="preserve">1.57e-06***</w:t>
+            </w:r>
+          </w:p>
+        </w:tc>
+        <w:tc>
+          <w:tcPr>
+            <w:tcW w:w="1337" w:type="dxa"/>
+            <w:tcBorders>
+              <w:top w:val="nil" w:color="000000"/>
+              <w:left w:val="nil" w:color="000000"/>
+              <w:bottom w:val="nil" w:color="000000"/>
+              <w:right w:val="nil" w:color="000000"/>
+            </w:tcBorders>
+            <w:vAlign w:val="bottom"/>
+          </w:tcPr>
+          <w:p>
+            <w:pPr>
+              <w:spacing w:after="0"/>
+              <w:jc w:val="right"/>
+            </w:pPr>
+            <w:r>
+              <w:t xml:space="preserve">1.48e-06***</w:t>
             </w:r>
           </w:p>
         </w:tc>
@@ -773,27 +938,6 @@
             </w:pPr>
             <w:r>
               <w:t xml:space="preserve">1.20e-06***</w:t>
-            </w:r>
-          </w:p>
-        </w:tc>
-        <w:tc>
-          <w:tcPr>
-            <w:tcW w:w="1337" w:type="dxa"/>
-            <w:tcBorders>
-              <w:top w:val="nil" w:color="000000"/>
-              <w:left w:val="nil" w:color="000000"/>
-              <w:bottom w:val="nil" w:color="000000"/>
-              <w:right w:val="nil" w:color="000000"/>
-            </w:tcBorders>
-            <w:vAlign w:val="bottom"/>
-          </w:tcPr>
-          <w:p>
-            <w:pPr>
-              <w:spacing w:after="0"/>
-              <w:jc w:val="right"/>
-            </w:pPr>
-            <w:r>
-              <w:t xml:space="preserve">3.57e-07***</w:t>
             </w:r>
           </w:p>
         </w:tc>
@@ -832,7 +976,28 @@
               <w:jc w:val="right"/>
             </w:pPr>
             <w:r>
-              <w:t xml:space="preserve">[2.07e-05,  2.55e-05]</w:t>
+              <w:t xml:space="preserve">[1.32e-06,  1.61e-06]</w:t>
+            </w:r>
+          </w:p>
+        </w:tc>
+        <w:tc>
+          <w:tcPr>
+            <w:tcW w:w="1337" w:type="dxa"/>
+            <w:tcBorders>
+              <w:top w:val="nil" w:color="000000"/>
+              <w:left w:val="nil" w:color="000000"/>
+              <w:bottom w:val="nil" w:color="000000"/>
+              <w:right w:val="nil" w:color="000000"/>
+            </w:tcBorders>
+            <w:vAlign w:val="bottom"/>
+          </w:tcPr>
+          <w:p>
+            <w:pPr>
+              <w:spacing w:after="0"/>
+              <w:jc w:val="right"/>
+            </w:pPr>
+            <w:r>
+              <w:t xml:space="preserve">[1.30e-06,  1.59e-06]</w:t>
             </w:r>
           </w:p>
         </w:tc>
@@ -874,28 +1039,28 @@
               <w:jc w:val="right"/>
             </w:pPr>
             <w:r>
-              <w:t xml:space="preserve">[1.10e-08,  9.20e-08]</w:t>
-            </w:r>
-          </w:p>
-        </w:tc>
-        <w:tc>
-          <w:tcPr>
-            <w:tcW w:w="1337" w:type="dxa"/>
-            <w:tcBorders>
-              <w:top w:val="nil" w:color="000000"/>
-              <w:left w:val="nil" w:color="000000"/>
-              <w:bottom w:val="nil" w:color="000000"/>
-              <w:right w:val="nil" w:color="000000"/>
-            </w:tcBorders>
-            <w:vAlign w:val="bottom"/>
-          </w:tcPr>
-          <w:p>
-            <w:pPr>
-              <w:spacing w:after="0"/>
-              <w:jc w:val="right"/>
-            </w:pPr>
-            <w:r>
-              <w:t xml:space="preserve">[2.11e-05,  2.62e-05]</w:t>
+              <w:t xml:space="preserve">[1.41e-06,  1.73e-06]</w:t>
+            </w:r>
+          </w:p>
+        </w:tc>
+        <w:tc>
+          <w:tcPr>
+            <w:tcW w:w="1337" w:type="dxa"/>
+            <w:tcBorders>
+              <w:top w:val="nil" w:color="000000"/>
+              <w:left w:val="nil" w:color="000000"/>
+              <w:bottom w:val="nil" w:color="000000"/>
+              <w:right w:val="nil" w:color="000000"/>
+            </w:tcBorders>
+            <w:vAlign w:val="bottom"/>
+          </w:tcPr>
+          <w:p>
+            <w:pPr>
+              <w:spacing w:after="0"/>
+              <w:jc w:val="right"/>
+            </w:pPr>
+            <w:r>
+              <w:t xml:space="preserve">[1.32e-06,  1.64e-06]</w:t>
             </w:r>
           </w:p>
         </w:tc>
@@ -917,27 +1082,6 @@
             </w:pPr>
             <w:r>
               <w:t xml:space="preserve">[1.10e-06,  1.31e-06]</w:t>
-            </w:r>
-          </w:p>
-        </w:tc>
-        <w:tc>
-          <w:tcPr>
-            <w:tcW w:w="1337" w:type="dxa"/>
-            <w:tcBorders>
-              <w:top w:val="nil" w:color="000000"/>
-              <w:left w:val="nil" w:color="000000"/>
-              <w:bottom w:val="nil" w:color="000000"/>
-              <w:right w:val="nil" w:color="000000"/>
-            </w:tcBorders>
-            <w:vAlign w:val="bottom"/>
-          </w:tcPr>
-          <w:p>
-            <w:pPr>
-              <w:spacing w:after="0"/>
-              <w:jc w:val="right"/>
-            </w:pPr>
-            <w:r>
-              <w:t xml:space="preserve">[2.25e-07,  4.89e-07]</w:t>
             </w:r>
           </w:p>
         </w:tc>
@@ -1095,6 +1239,27 @@
               <w:jc w:val="right"/>
             </w:pPr>
             <w:r>
+              <w:t xml:space="preserve">-2.17e-04***</w:t>
+            </w:r>
+          </w:p>
+        </w:tc>
+        <w:tc>
+          <w:tcPr>
+            <w:tcW w:w="1337" w:type="dxa"/>
+            <w:tcBorders>
+              <w:top w:val="nil" w:color="000000"/>
+              <w:left w:val="nil" w:color="000000"/>
+              <w:bottom w:val="nil" w:color="000000"/>
+              <w:right w:val="nil" w:color="000000"/>
+            </w:tcBorders>
+            <w:vAlign w:val="bottom"/>
+          </w:tcPr>
+          <w:p>
+            <w:pPr>
+              <w:spacing w:after="0"/>
+              <w:jc w:val="right"/>
+            </w:pPr>
+            <w:r>
               <w:t xml:space="preserve">-1.60e-04***</w:t>
             </w:r>
           </w:p>
@@ -1137,7 +1302,7 @@
               <w:jc w:val="right"/>
             </w:pPr>
             <w:r>
-              <w:t xml:space="preserve">-2.29e-04***</w:t>
+              <w:t xml:space="preserve">-2.42e-04***</w:t>
             </w:r>
           </w:p>
         </w:tc>
@@ -1180,27 +1345,6 @@
             </w:pPr>
             <w:r>
               <w:t xml:space="preserve">-1.29e-04***</w:t>
-            </w:r>
-          </w:p>
-        </w:tc>
-        <w:tc>
-          <w:tcPr>
-            <w:tcW w:w="1337" w:type="dxa"/>
-            <w:tcBorders>
-              <w:top w:val="nil" w:color="000000"/>
-              <w:left w:val="nil" w:color="000000"/>
-              <w:bottom w:val="nil" w:color="000000"/>
-              <w:right w:val="nil" w:color="000000"/>
-            </w:tcBorders>
-            <w:vAlign w:val="bottom"/>
-          </w:tcPr>
-          <w:p>
-            <w:pPr>
-              <w:spacing w:after="0"/>
-              <w:jc w:val="right"/>
-            </w:pPr>
-            <w:r>
-              <w:t xml:space="preserve">-2.29e-04***</w:t>
             </w:r>
           </w:p>
         </w:tc>
@@ -1239,6 +1383,27 @@
               <w:jc w:val="right"/>
             </w:pPr>
             <w:r>
+              <w:t xml:space="preserve">[-2.36e-04, -1.98e-04]</w:t>
+            </w:r>
+          </w:p>
+        </w:tc>
+        <w:tc>
+          <w:tcPr>
+            <w:tcW w:w="1337" w:type="dxa"/>
+            <w:tcBorders>
+              <w:top w:val="nil" w:color="000000"/>
+              <w:left w:val="nil" w:color="000000"/>
+              <w:bottom w:val="nil" w:color="000000"/>
+              <w:right w:val="nil" w:color="000000"/>
+            </w:tcBorders>
+            <w:vAlign w:val="bottom"/>
+          </w:tcPr>
+          <w:p>
+            <w:pPr>
+              <w:spacing w:after="0"/>
+              <w:jc w:val="right"/>
+            </w:pPr>
+            <w:r>
               <w:t xml:space="preserve">[-1.78e-04, -1.42e-04]</w:t>
             </w:r>
           </w:p>
@@ -1281,7 +1446,7 @@
               <w:jc w:val="right"/>
             </w:pPr>
             <w:r>
-              <w:t xml:space="preserve">[-2.43e-04, -2.15e-04]</w:t>
+              <w:t xml:space="preserve">[-2.62e-04, -2.22e-04]</w:t>
             </w:r>
           </w:p>
         </w:tc>
@@ -1324,27 +1489,6 @@
             </w:pPr>
             <w:r>
               <w:t xml:space="preserve">[-1.45e-04, -1.12e-04]</w:t>
-            </w:r>
-          </w:p>
-        </w:tc>
-        <w:tc>
-          <w:tcPr>
-            <w:tcW w:w="1337" w:type="dxa"/>
-            <w:tcBorders>
-              <w:top w:val="nil" w:color="000000"/>
-              <w:left w:val="nil" w:color="000000"/>
-              <w:bottom w:val="nil" w:color="000000"/>
-              <w:right w:val="nil" w:color="000000"/>
-            </w:tcBorders>
-            <w:vAlign w:val="bottom"/>
-          </w:tcPr>
-          <w:p>
-            <w:pPr>
-              <w:spacing w:after="0"/>
-              <w:jc w:val="right"/>
-            </w:pPr>
-            <w:r>
-              <w:t xml:space="preserve">[-2.43e-04, -2.14e-04]</w:t>
             </w:r>
           </w:p>
         </w:tc>
@@ -1502,6 +1646,27 @@
               <w:jc w:val="right"/>
             </w:pPr>
             <w:r>
+              <w:t xml:space="preserve">0.006***</w:t>
+            </w:r>
+          </w:p>
+        </w:tc>
+        <w:tc>
+          <w:tcPr>
+            <w:tcW w:w="1337" w:type="dxa"/>
+            <w:tcBorders>
+              <w:top w:val="nil" w:color="000000"/>
+              <w:left w:val="nil" w:color="000000"/>
+              <w:bottom w:val="nil" w:color="000000"/>
+              <w:right w:val="nil" w:color="000000"/>
+            </w:tcBorders>
+            <w:vAlign w:val="bottom"/>
+          </w:tcPr>
+          <w:p>
+            <w:pPr>
+              <w:spacing w:after="0"/>
+              <w:jc w:val="right"/>
+            </w:pPr>
+            <w:r>
               <w:t xml:space="preserve">0.002***</w:t>
             </w:r>
           </w:p>
@@ -1544,7 +1709,7 @@
               <w:jc w:val="right"/>
             </w:pPr>
             <w:r>
-              <w:t xml:space="preserve">0.005***</w:t>
+              <w:t xml:space="preserve">0.006***</w:t>
             </w:r>
           </w:p>
         </w:tc>
@@ -1587,27 +1752,6 @@
             </w:pPr>
             <w:r>
               <w:t xml:space="preserve">0.001***</w:t>
-            </w:r>
-          </w:p>
-        </w:tc>
-        <w:tc>
-          <w:tcPr>
-            <w:tcW w:w="1337" w:type="dxa"/>
-            <w:tcBorders>
-              <w:top w:val="nil" w:color="000000"/>
-              <w:left w:val="nil" w:color="000000"/>
-              <w:bottom w:val="nil" w:color="000000"/>
-              <w:right w:val="nil" w:color="000000"/>
-            </w:tcBorders>
-            <w:vAlign w:val="bottom"/>
-          </w:tcPr>
-          <w:p>
-            <w:pPr>
-              <w:spacing w:after="0"/>
-              <w:jc w:val="right"/>
-            </w:pPr>
-            <w:r>
-              <w:t xml:space="preserve">0.004***</w:t>
             </w:r>
           </w:p>
         </w:tc>
@@ -1646,6 +1790,27 @@
               <w:jc w:val="right"/>
             </w:pPr>
             <w:r>
+              <w:t xml:space="preserve">[0.006,   0.007]</w:t>
+            </w:r>
+          </w:p>
+        </w:tc>
+        <w:tc>
+          <w:tcPr>
+            <w:tcW w:w="1337" w:type="dxa"/>
+            <w:tcBorders>
+              <w:top w:val="nil" w:color="000000"/>
+              <w:left w:val="nil" w:color="000000"/>
+              <w:bottom w:val="nil" w:color="000000"/>
+              <w:right w:val="nil" w:color="000000"/>
+            </w:tcBorders>
+            <w:vAlign w:val="bottom"/>
+          </w:tcPr>
+          <w:p>
+            <w:pPr>
+              <w:spacing w:after="0"/>
+              <w:jc w:val="right"/>
+            </w:pPr>
+            <w:r>
               <w:t xml:space="preserve">[0.002,   0.003]</w:t>
             </w:r>
           </w:p>
@@ -1688,7 +1853,7 @@
               <w:jc w:val="right"/>
             </w:pPr>
             <w:r>
-              <w:t xml:space="preserve">[0.005,   0.006]</w:t>
+              <w:t xml:space="preserve">[0.005,   0.007]</w:t>
             </w:r>
           </w:p>
         </w:tc>
@@ -1731,27 +1896,6 @@
             </w:pPr>
             <w:r>
               <w:t xml:space="preserve">[0.000,   0.001]</w:t>
-            </w:r>
-          </w:p>
-        </w:tc>
-        <w:tc>
-          <w:tcPr>
-            <w:tcW w:w="1337" w:type="dxa"/>
-            <w:tcBorders>
-              <w:top w:val="nil" w:color="000000"/>
-              <w:left w:val="nil" w:color="000000"/>
-              <w:bottom w:val="nil" w:color="000000"/>
-              <w:right w:val="nil" w:color="000000"/>
-            </w:tcBorders>
-            <w:vAlign w:val="bottom"/>
-          </w:tcPr>
-          <w:p>
-            <w:pPr>
-              <w:spacing w:after="0"/>
-              <w:jc w:val="right"/>
-            </w:pPr>
-            <w:r>
-              <w:t xml:space="preserve">[0.003,   0.004]</w:t>
             </w:r>
           </w:p>
         </w:tc>
@@ -1909,6 +2053,27 @@
               <w:jc w:val="right"/>
             </w:pPr>
             <w:r>
+              <w:t xml:space="preserve">-0.009***</w:t>
+            </w:r>
+          </w:p>
+        </w:tc>
+        <w:tc>
+          <w:tcPr>
+            <w:tcW w:w="1337" w:type="dxa"/>
+            <w:tcBorders>
+              <w:top w:val="nil" w:color="000000"/>
+              <w:left w:val="nil" w:color="000000"/>
+              <w:bottom w:val="nil" w:color="000000"/>
+              <w:right w:val="nil" w:color="000000"/>
+            </w:tcBorders>
+            <w:vAlign w:val="bottom"/>
+          </w:tcPr>
+          <w:p>
+            <w:pPr>
+              <w:spacing w:after="0"/>
+              <w:jc w:val="right"/>
+            </w:pPr>
+            <w:r>
               <w:t xml:space="preserve">-0.006***</w:t>
             </w:r>
           </w:p>
@@ -1951,7 +2116,7 @@
               <w:jc w:val="right"/>
             </w:pPr>
             <w:r>
-              <w:t xml:space="preserve">-0.008***</w:t>
+              <w:t xml:space="preserve">-0.009***</w:t>
             </w:r>
           </w:p>
         </w:tc>
@@ -1994,27 +2159,6 @@
             </w:pPr>
             <w:r>
               <w:t xml:space="preserve">-0.006***</w:t>
-            </w:r>
-          </w:p>
-        </w:tc>
-        <w:tc>
-          <w:tcPr>
-            <w:tcW w:w="1337" w:type="dxa"/>
-            <w:tcBorders>
-              <w:top w:val="nil" w:color="000000"/>
-              <w:left w:val="nil" w:color="000000"/>
-              <w:bottom w:val="nil" w:color="000000"/>
-              <w:right w:val="nil" w:color="000000"/>
-            </w:tcBorders>
-            <w:vAlign w:val="bottom"/>
-          </w:tcPr>
-          <w:p>
-            <w:pPr>
-              <w:spacing w:after="0"/>
-              <w:jc w:val="right"/>
-            </w:pPr>
-            <w:r>
-              <w:t xml:space="preserve">-0.008***</w:t>
             </w:r>
           </w:p>
         </w:tc>
@@ -2053,6 +2197,27 @@
               <w:jc w:val="right"/>
             </w:pPr>
             <w:r>
+              <w:t xml:space="preserve">[-0.009,  -0.008]</w:t>
+            </w:r>
+          </w:p>
+        </w:tc>
+        <w:tc>
+          <w:tcPr>
+            <w:tcW w:w="1337" w:type="dxa"/>
+            <w:tcBorders>
+              <w:top w:val="nil" w:color="000000"/>
+              <w:left w:val="nil" w:color="000000"/>
+              <w:bottom w:val="nil" w:color="000000"/>
+              <w:right w:val="nil" w:color="000000"/>
+            </w:tcBorders>
+            <w:vAlign w:val="bottom"/>
+          </w:tcPr>
+          <w:p>
+            <w:pPr>
+              <w:spacing w:after="0"/>
+              <w:jc w:val="right"/>
+            </w:pPr>
+            <w:r>
               <w:t xml:space="preserve">[-0.007,  -0.006]</w:t>
             </w:r>
           </w:p>
@@ -2095,7 +2260,7 @@
               <w:jc w:val="right"/>
             </w:pPr>
             <w:r>
-              <w:t xml:space="preserve">[-0.008,  -0.008]</w:t>
+              <w:t xml:space="preserve">[-0.009,  -0.009]</w:t>
             </w:r>
           </w:p>
         </w:tc>
@@ -2138,27 +2303,6 @@
             </w:pPr>
             <w:r>
               <w:t xml:space="preserve">[-0.007,  -0.006]</w:t>
-            </w:r>
-          </w:p>
-        </w:tc>
-        <w:tc>
-          <w:tcPr>
-            <w:tcW w:w="1337" w:type="dxa"/>
-            <w:tcBorders>
-              <w:top w:val="nil" w:color="000000"/>
-              <w:left w:val="nil" w:color="000000"/>
-              <w:bottom w:val="nil" w:color="000000"/>
-              <w:right w:val="nil" w:color="000000"/>
-            </w:tcBorders>
-            <w:vAlign w:val="bottom"/>
-          </w:tcPr>
-          <w:p>
-            <w:pPr>
-              <w:spacing w:after="0"/>
-              <w:jc w:val="right"/>
-            </w:pPr>
-            <w:r>
-              <w:t xml:space="preserve">[-0.008,  -0.008]</w:t>
             </w:r>
           </w:p>
         </w:tc>
@@ -2316,6 +2460,27 @@
               <w:jc w:val="right"/>
             </w:pPr>
             <w:r>
+              <w:t xml:space="preserve">0.007***</w:t>
+            </w:r>
+          </w:p>
+        </w:tc>
+        <w:tc>
+          <w:tcPr>
+            <w:tcW w:w="1337" w:type="dxa"/>
+            <w:tcBorders>
+              <w:top w:val="nil" w:color="000000"/>
+              <w:left w:val="nil" w:color="000000"/>
+              <w:bottom w:val="nil" w:color="000000"/>
+              <w:right w:val="nil" w:color="000000"/>
+            </w:tcBorders>
+            <w:vAlign w:val="bottom"/>
+          </w:tcPr>
+          <w:p>
+            <w:pPr>
+              <w:spacing w:after="0"/>
+              <w:jc w:val="right"/>
+            </w:pPr>
+            <w:r>
               <w:t xml:space="preserve">0.006***</w:t>
             </w:r>
           </w:p>
@@ -2358,6 +2523,27 @@
               <w:jc w:val="right"/>
             </w:pPr>
             <w:r>
+              <w:t xml:space="preserve">0.009***</w:t>
+            </w:r>
+          </w:p>
+        </w:tc>
+        <w:tc>
+          <w:tcPr>
+            <w:tcW w:w="1337" w:type="dxa"/>
+            <w:tcBorders>
+              <w:top w:val="nil" w:color="000000"/>
+              <w:left w:val="nil" w:color="000000"/>
+              <w:bottom w:val="nil" w:color="000000"/>
+              <w:right w:val="nil" w:color="000000"/>
+            </w:tcBorders>
+            <w:vAlign w:val="bottom"/>
+          </w:tcPr>
+          <w:p>
+            <w:pPr>
+              <w:spacing w:after="0"/>
+              <w:jc w:val="right"/>
+            </w:pPr>
+            <w:r>
               <w:t xml:space="preserve">0.007***</w:t>
             </w:r>
           </w:p>
@@ -2380,48 +2566,6 @@
             </w:pPr>
             <w:r>
               <w:t xml:space="preserve">0.007***</w:t>
-            </w:r>
-          </w:p>
-        </w:tc>
-        <w:tc>
-          <w:tcPr>
-            <w:tcW w:w="1337" w:type="dxa"/>
-            <w:tcBorders>
-              <w:top w:val="nil" w:color="000000"/>
-              <w:left w:val="nil" w:color="000000"/>
-              <w:bottom w:val="nil" w:color="000000"/>
-              <w:right w:val="nil" w:color="000000"/>
-            </w:tcBorders>
-            <w:vAlign w:val="bottom"/>
-          </w:tcPr>
-          <w:p>
-            <w:pPr>
-              <w:spacing w:after="0"/>
-              <w:jc w:val="right"/>
-            </w:pPr>
-            <w:r>
-              <w:t xml:space="preserve">0.007***</w:t>
-            </w:r>
-          </w:p>
-        </w:tc>
-        <w:tc>
-          <w:tcPr>
-            <w:tcW w:w="1337" w:type="dxa"/>
-            <w:tcBorders>
-              <w:top w:val="nil" w:color="000000"/>
-              <w:left w:val="nil" w:color="000000"/>
-              <w:bottom w:val="nil" w:color="000000"/>
-              <w:right w:val="nil" w:color="000000"/>
-            </w:tcBorders>
-            <w:vAlign w:val="bottom"/>
-          </w:tcPr>
-          <w:p>
-            <w:pPr>
-              <w:spacing w:after="0"/>
-              <w:jc w:val="right"/>
-            </w:pPr>
-            <w:r>
-              <w:t xml:space="preserve">0.008***</w:t>
             </w:r>
           </w:p>
         </w:tc>
@@ -2460,6 +2604,27 @@
               <w:jc w:val="right"/>
             </w:pPr>
             <w:r>
+              <w:t xml:space="preserve">[0.007,   0.008]</w:t>
+            </w:r>
+          </w:p>
+        </w:tc>
+        <w:tc>
+          <w:tcPr>
+            <w:tcW w:w="1337" w:type="dxa"/>
+            <w:tcBorders>
+              <w:top w:val="nil" w:color="000000"/>
+              <w:left w:val="nil" w:color="000000"/>
+              <w:bottom w:val="nil" w:color="000000"/>
+              <w:right w:val="nil" w:color="000000"/>
+            </w:tcBorders>
+            <w:vAlign w:val="bottom"/>
+          </w:tcPr>
+          <w:p>
+            <w:pPr>
+              <w:spacing w:after="0"/>
+              <w:jc w:val="right"/>
+            </w:pPr>
+            <w:r>
               <w:t xml:space="preserve">[0.006,   0.007]</w:t>
             </w:r>
           </w:p>
@@ -2502,28 +2667,7 @@
               <w:jc w:val="right"/>
             </w:pPr>
             <w:r>
-              <w:t xml:space="preserve">[0.006,   0.007]</w:t>
-            </w:r>
-          </w:p>
-        </w:tc>
-        <w:tc>
-          <w:tcPr>
-            <w:tcW w:w="1337" w:type="dxa"/>
-            <w:tcBorders>
-              <w:top w:val="nil" w:color="000000"/>
-              <w:left w:val="nil" w:color="000000"/>
-              <w:bottom w:val="nil" w:color="000000"/>
-              <w:right w:val="nil" w:color="000000"/>
-            </w:tcBorders>
-            <w:vAlign w:val="bottom"/>
-          </w:tcPr>
-          <w:p>
-            <w:pPr>
-              <w:spacing w:after="0"/>
-              <w:jc w:val="right"/>
-            </w:pPr>
-            <w:r>
-              <w:t xml:space="preserve">[0.007,   0.008]</w:t>
+              <w:t xml:space="preserve">[0.008,   0.009]</w:t>
             </w:r>
           </w:p>
         </w:tc>
@@ -2723,6 +2867,27 @@
               <w:jc w:val="right"/>
             </w:pPr>
             <w:r>
+              <w:t xml:space="preserve">0.029***</w:t>
+            </w:r>
+          </w:p>
+        </w:tc>
+        <w:tc>
+          <w:tcPr>
+            <w:tcW w:w="1337" w:type="dxa"/>
+            <w:tcBorders>
+              <w:top w:val="nil" w:color="000000"/>
+              <w:left w:val="nil" w:color="000000"/>
+              <w:bottom w:val="nil" w:color="000000"/>
+              <w:right w:val="nil" w:color="000000"/>
+            </w:tcBorders>
+            <w:vAlign w:val="bottom"/>
+          </w:tcPr>
+          <w:p>
+            <w:pPr>
+              <w:spacing w:after="0"/>
+              <w:jc w:val="right"/>
+            </w:pPr>
+            <w:r>
               <w:t xml:space="preserve">0.032***</w:t>
             </w:r>
           </w:p>
@@ -2765,7 +2930,7 @@
               <w:jc w:val="right"/>
             </w:pPr>
             <w:r>
-              <w:t xml:space="preserve">0.032***</w:t>
+              <w:t xml:space="preserve">0.027***</w:t>
             </w:r>
           </w:p>
         </w:tc>
@@ -2808,27 +2973,6 @@
             </w:pPr>
             <w:r>
               <w:t xml:space="preserve">0.030***</w:t>
-            </w:r>
-          </w:p>
-        </w:tc>
-        <w:tc>
-          <w:tcPr>
-            <w:tcW w:w="1337" w:type="dxa"/>
-            <w:tcBorders>
-              <w:top w:val="nil" w:color="000000"/>
-              <w:left w:val="nil" w:color="000000"/>
-              <w:bottom w:val="nil" w:color="000000"/>
-              <w:right w:val="nil" w:color="000000"/>
-            </w:tcBorders>
-            <w:vAlign w:val="bottom"/>
-          </w:tcPr>
-          <w:p>
-            <w:pPr>
-              <w:spacing w:after="0"/>
-              <w:jc w:val="right"/>
-            </w:pPr>
-            <w:r>
-              <w:t xml:space="preserve">0.029***</w:t>
             </w:r>
           </w:p>
         </w:tc>
@@ -2867,6 +3011,27 @@
               <w:jc w:val="right"/>
             </w:pPr>
             <w:r>
+              <w:t xml:space="preserve">[0.022,   0.037]</w:t>
+            </w:r>
+          </w:p>
+        </w:tc>
+        <w:tc>
+          <w:tcPr>
+            <w:tcW w:w="1337" w:type="dxa"/>
+            <w:tcBorders>
+              <w:top w:val="nil" w:color="000000"/>
+              <w:left w:val="nil" w:color="000000"/>
+              <w:bottom w:val="nil" w:color="000000"/>
+              <w:right w:val="nil" w:color="000000"/>
+            </w:tcBorders>
+            <w:vAlign w:val="bottom"/>
+          </w:tcPr>
+          <w:p>
+            <w:pPr>
+              <w:spacing w:after="0"/>
+              <w:jc w:val="right"/>
+            </w:pPr>
+            <w:r>
               <w:t xml:space="preserve">[0.027,   0.038]</w:t>
             </w:r>
           </w:p>
@@ -2909,7 +3074,7 @@
               <w:jc w:val="right"/>
             </w:pPr>
             <w:r>
-              <w:t xml:space="preserve">[0.025,   0.039]</w:t>
+              <w:t xml:space="preserve">[0.019,   0.035]</w:t>
             </w:r>
           </w:p>
         </w:tc>
@@ -2952,27 +3117,6 @@
             </w:pPr>
             <w:r>
               <w:t xml:space="preserve">[0.025,   0.036]</w:t>
-            </w:r>
-          </w:p>
-        </w:tc>
-        <w:tc>
-          <w:tcPr>
-            <w:tcW w:w="1337" w:type="dxa"/>
-            <w:tcBorders>
-              <w:top w:val="nil" w:color="000000"/>
-              <w:left w:val="nil" w:color="000000"/>
-              <w:bottom w:val="nil" w:color="000000"/>
-              <w:right w:val="nil" w:color="000000"/>
-            </w:tcBorders>
-            <w:vAlign w:val="bottom"/>
-          </w:tcPr>
-          <w:p>
-            <w:pPr>
-              <w:spacing w:after="0"/>
-              <w:jc w:val="right"/>
-            </w:pPr>
-            <w:r>
-              <w:t xml:space="preserve">[0.022,   0.036]</w:t>
             </w:r>
           </w:p>
         </w:tc>
@@ -3130,6 +3274,27 @@
               <w:jc w:val="right"/>
             </w:pPr>
             <w:r>
+              <w:t xml:space="preserve">-0.006***</w:t>
+            </w:r>
+          </w:p>
+        </w:tc>
+        <w:tc>
+          <w:tcPr>
+            <w:tcW w:w="1337" w:type="dxa"/>
+            <w:tcBorders>
+              <w:top w:val="nil" w:color="000000"/>
+              <w:left w:val="nil" w:color="000000"/>
+              <w:bottom w:val="nil" w:color="000000"/>
+              <w:right w:val="nil" w:color="000000"/>
+            </w:tcBorders>
+            <w:vAlign w:val="bottom"/>
+          </w:tcPr>
+          <w:p>
+            <w:pPr>
+              <w:spacing w:after="0"/>
+              <w:jc w:val="right"/>
+            </w:pPr>
+            <w:r>
               <w:t xml:space="preserve">-0.004***</w:t>
             </w:r>
           </w:p>
@@ -3172,28 +3337,7 @@
               <w:jc w:val="right"/>
             </w:pPr>
             <w:r>
-              <w:t xml:space="preserve">-0.005***</w:t>
-            </w:r>
-          </w:p>
-        </w:tc>
-        <w:tc>
-          <w:tcPr>
-            <w:tcW w:w="1337" w:type="dxa"/>
-            <w:tcBorders>
-              <w:top w:val="nil" w:color="000000"/>
-              <w:left w:val="nil" w:color="000000"/>
-              <w:bottom w:val="nil" w:color="000000"/>
-              <w:right w:val="nil" w:color="000000"/>
-            </w:tcBorders>
-            <w:vAlign w:val="bottom"/>
-          </w:tcPr>
-          <w:p>
-            <w:pPr>
-              <w:spacing w:after="0"/>
-              <w:jc w:val="right"/>
-            </w:pPr>
-            <w:r>
-              <w:t xml:space="preserve">-0.003***</w:t>
+              <w:t xml:space="preserve">-0.006***</w:t>
             </w:r>
           </w:p>
         </w:tc>
@@ -3274,6 +3418,27 @@
               <w:jc w:val="right"/>
             </w:pPr>
             <w:r>
+              <w:t xml:space="preserve">[-0.008,  -0.004]</w:t>
+            </w:r>
+          </w:p>
+        </w:tc>
+        <w:tc>
+          <w:tcPr>
+            <w:tcW w:w="1337" w:type="dxa"/>
+            <w:tcBorders>
+              <w:top w:val="nil" w:color="000000"/>
+              <w:left w:val="nil" w:color="000000"/>
+              <w:bottom w:val="nil" w:color="000000"/>
+              <w:right w:val="nil" w:color="000000"/>
+            </w:tcBorders>
+            <w:vAlign w:val="bottom"/>
+          </w:tcPr>
+          <w:p>
+            <w:pPr>
+              <w:spacing w:after="0"/>
+              <w:jc w:val="right"/>
+            </w:pPr>
+            <w:r>
               <w:t xml:space="preserve">[-0.005,  -0.002]</w:t>
             </w:r>
           </w:p>
@@ -3316,7 +3481,7 @@
               <w:jc w:val="right"/>
             </w:pPr>
             <w:r>
-              <w:t xml:space="preserve">[-0.007,  -0.003]</w:t>
+              <w:t xml:space="preserve">[-0.008,  -0.003]</w:t>
             </w:r>
           </w:p>
         </w:tc>
@@ -3359,27 +3524,6 @@
             </w:pPr>
             <w:r>
               <w:t xml:space="preserve">[-0.004,  -0.001]</w:t>
-            </w:r>
-          </w:p>
-        </w:tc>
-        <w:tc>
-          <w:tcPr>
-            <w:tcW w:w="1337" w:type="dxa"/>
-            <w:tcBorders>
-              <w:top w:val="nil" w:color="000000"/>
-              <w:left w:val="nil" w:color="000000"/>
-              <w:bottom w:val="nil" w:color="000000"/>
-              <w:right w:val="nil" w:color="000000"/>
-            </w:tcBorders>
-            <w:vAlign w:val="bottom"/>
-          </w:tcPr>
-          <w:p>
-            <w:pPr>
-              <w:spacing w:after="0"/>
-              <w:jc w:val="right"/>
-            </w:pPr>
-            <w:r>
-              <w:t xml:space="preserve">[-0.005,  -0.001]</w:t>
             </w:r>
           </w:p>
         </w:tc>
@@ -3537,6 +3681,27 @@
               <w:jc w:val="right"/>
             </w:pPr>
             <w:r>
+              <w:t xml:space="preserve">0.008***</w:t>
+            </w:r>
+          </w:p>
+        </w:tc>
+        <w:tc>
+          <w:tcPr>
+            <w:tcW w:w="1337" w:type="dxa"/>
+            <w:tcBorders>
+              <w:top w:val="nil" w:color="000000"/>
+              <w:left w:val="nil" w:color="000000"/>
+              <w:bottom w:val="nil" w:color="000000"/>
+              <w:right w:val="nil" w:color="000000"/>
+            </w:tcBorders>
+            <w:vAlign w:val="bottom"/>
+          </w:tcPr>
+          <w:p>
+            <w:pPr>
+              <w:spacing w:after="0"/>
+              <w:jc w:val="right"/>
+            </w:pPr>
+            <w:r>
               <w:t xml:space="preserve">0.006***</w:t>
             </w:r>
           </w:p>
@@ -3579,28 +3744,7 @@
               <w:jc w:val="right"/>
             </w:pPr>
             <w:r>
-              <w:t xml:space="preserve">0.007***</w:t>
-            </w:r>
-          </w:p>
-        </w:tc>
-        <w:tc>
-          <w:tcPr>
-            <w:tcW w:w="1337" w:type="dxa"/>
-            <w:tcBorders>
-              <w:top w:val="nil" w:color="000000"/>
-              <w:left w:val="nil" w:color="000000"/>
-              <w:bottom w:val="nil" w:color="000000"/>
-              <w:right w:val="nil" w:color="000000"/>
-            </w:tcBorders>
-            <w:vAlign w:val="bottom"/>
-          </w:tcPr>
-          <w:p>
-            <w:pPr>
-              <w:spacing w:after="0"/>
-              <w:jc w:val="right"/>
-            </w:pPr>
-            <w:r>
-              <w:t xml:space="preserve">0.006***</w:t>
+              <w:t xml:space="preserve">0.008***</w:t>
             </w:r>
           </w:p>
         </w:tc>
@@ -3681,6 +3825,27 @@
               <w:jc w:val="right"/>
             </w:pPr>
             <w:r>
+              <w:t xml:space="preserve">[0.008,   0.009]</w:t>
+            </w:r>
+          </w:p>
+        </w:tc>
+        <w:tc>
+          <w:tcPr>
+            <w:tcW w:w="1337" w:type="dxa"/>
+            <w:tcBorders>
+              <w:top w:val="nil" w:color="000000"/>
+              <w:left w:val="nil" w:color="000000"/>
+              <w:bottom w:val="nil" w:color="000000"/>
+              <w:right w:val="nil" w:color="000000"/>
+            </w:tcBorders>
+            <w:vAlign w:val="bottom"/>
+          </w:tcPr>
+          <w:p>
+            <w:pPr>
+              <w:spacing w:after="0"/>
+              <w:jc w:val="right"/>
+            </w:pPr>
+            <w:r>
               <w:t xml:space="preserve">[0.006,   0.006]</w:t>
             </w:r>
           </w:p>
@@ -3723,7 +3888,7 @@
               <w:jc w:val="right"/>
             </w:pPr>
             <w:r>
-              <w:t xml:space="preserve">[0.007,   0.008]</w:t>
+              <w:t xml:space="preserve">[0.008,   0.009]</w:t>
             </w:r>
           </w:p>
         </w:tc>
@@ -3766,27 +3931,6 @@
             </w:pPr>
             <w:r>
               <w:t xml:space="preserve">[0.005,   0.006]</w:t>
-            </w:r>
-          </w:p>
-        </w:tc>
-        <w:tc>
-          <w:tcPr>
-            <w:tcW w:w="1337" w:type="dxa"/>
-            <w:tcBorders>
-              <w:top w:val="nil" w:color="000000"/>
-              <w:left w:val="nil" w:color="000000"/>
-              <w:bottom w:val="nil" w:color="000000"/>
-              <w:right w:val="nil" w:color="000000"/>
-            </w:tcBorders>
-            <w:vAlign w:val="bottom"/>
-          </w:tcPr>
-          <w:p>
-            <w:pPr>
-              <w:spacing w:after="0"/>
-              <w:jc w:val="right"/>
-            </w:pPr>
-            <w:r>
-              <w:t xml:space="preserve">[0.006,   0.007]</w:t>
             </w:r>
           </w:p>
         </w:tc>
@@ -3944,6 +4088,27 @@
               <w:jc w:val="right"/>
             </w:pPr>
             <w:r>
+              <w:t xml:space="preserve">0.022***</w:t>
+            </w:r>
+          </w:p>
+        </w:tc>
+        <w:tc>
+          <w:tcPr>
+            <w:tcW w:w="1337" w:type="dxa"/>
+            <w:tcBorders>
+              <w:top w:val="nil" w:color="000000"/>
+              <w:left w:val="nil" w:color="000000"/>
+              <w:bottom w:val="nil" w:color="000000"/>
+              <w:right w:val="nil" w:color="000000"/>
+            </w:tcBorders>
+            <w:vAlign w:val="bottom"/>
+          </w:tcPr>
+          <w:p>
+            <w:pPr>
+              <w:spacing w:after="0"/>
+              <w:jc w:val="right"/>
+            </w:pPr>
+            <w:r>
               <w:t xml:space="preserve">0.019***</w:t>
             </w:r>
           </w:p>
@@ -3986,28 +4151,7 @@
               <w:jc w:val="right"/>
             </w:pPr>
             <w:r>
-              <w:t xml:space="preserve">0.020***</w:t>
-            </w:r>
-          </w:p>
-        </w:tc>
-        <w:tc>
-          <w:tcPr>
-            <w:tcW w:w="1337" w:type="dxa"/>
-            <w:tcBorders>
-              <w:top w:val="nil" w:color="000000"/>
-              <w:left w:val="nil" w:color="000000"/>
-              <w:bottom w:val="nil" w:color="000000"/>
-              <w:right w:val="nil" w:color="000000"/>
-            </w:tcBorders>
-            <w:vAlign w:val="bottom"/>
-          </w:tcPr>
-          <w:p>
-            <w:pPr>
-              <w:spacing w:after="0"/>
-              <w:jc w:val="right"/>
-            </w:pPr>
-            <w:r>
-              <w:t xml:space="preserve">0.019***</w:t>
+              <w:t xml:space="preserve">0.021***</w:t>
             </w:r>
           </w:p>
         </w:tc>
@@ -4088,6 +4232,27 @@
               <w:jc w:val="right"/>
             </w:pPr>
             <w:r>
+              <w:t xml:space="preserve">[0.016,   0.028]</w:t>
+            </w:r>
+          </w:p>
+        </w:tc>
+        <w:tc>
+          <w:tcPr>
+            <w:tcW w:w="1337" w:type="dxa"/>
+            <w:tcBorders>
+              <w:top w:val="nil" w:color="000000"/>
+              <w:left w:val="nil" w:color="000000"/>
+              <w:bottom w:val="nil" w:color="000000"/>
+              <w:right w:val="nil" w:color="000000"/>
+            </w:tcBorders>
+            <w:vAlign w:val="bottom"/>
+          </w:tcPr>
+          <w:p>
+            <w:pPr>
+              <w:spacing w:after="0"/>
+              <w:jc w:val="right"/>
+            </w:pPr>
+            <w:r>
               <w:t xml:space="preserve">[0.015,   0.023]</w:t>
             </w:r>
           </w:p>
@@ -4130,7 +4295,7 @@
               <w:jc w:val="right"/>
             </w:pPr>
             <w:r>
-              <w:t xml:space="preserve">[0.015,   0.025]</w:t>
+              <w:t xml:space="preserve">[0.015,   0.028]</w:t>
             </w:r>
           </w:p>
         </w:tc>
@@ -4173,27 +4338,6 @@
             </w:pPr>
             <w:r>
               <w:t xml:space="preserve">[0.015,   0.023]</w:t>
-            </w:r>
-          </w:p>
-        </w:tc>
-        <w:tc>
-          <w:tcPr>
-            <w:tcW w:w="1337" w:type="dxa"/>
-            <w:tcBorders>
-              <w:top w:val="nil" w:color="000000"/>
-              <w:left w:val="nil" w:color="000000"/>
-              <w:bottom w:val="nil" w:color="000000"/>
-              <w:right w:val="nil" w:color="000000"/>
-            </w:tcBorders>
-            <w:vAlign w:val="bottom"/>
-          </w:tcPr>
-          <w:p>
-            <w:pPr>
-              <w:spacing w:after="0"/>
-              <w:jc w:val="right"/>
-            </w:pPr>
-            <w:r>
-              <w:t xml:space="preserve">[0.014,   0.024]</w:t>
             </w:r>
           </w:p>
         </w:tc>
@@ -4351,6 +4495,27 @@
               <w:jc w:val="right"/>
             </w:pPr>
             <w:r>
+              <w:t xml:space="preserve">4,147,820</w:t>
+            </w:r>
+          </w:p>
+        </w:tc>
+        <w:tc>
+          <w:tcPr>
+            <w:tcW w:w="1337" w:type="dxa"/>
+            <w:tcBorders>
+              <w:top w:val="nil" w:color="000000"/>
+              <w:left w:val="nil" w:color="000000"/>
+              <w:bottom w:val="nil" w:color="000000"/>
+              <w:right w:val="nil" w:color="000000"/>
+            </w:tcBorders>
+            <w:vAlign w:val="bottom"/>
+          </w:tcPr>
+          <w:p>
+            <w:pPr>
+              <w:spacing w:after="0"/>
+              <w:jc w:val="right"/>
+            </w:pPr>
+            <w:r>
               <w:t xml:space="preserve">6,190,724</w:t>
             </w:r>
           </w:p>
@@ -4393,7 +4558,7 @@
               <w:jc w:val="right"/>
             </w:pPr>
             <w:r>
-              <w:t xml:space="preserve">5,139,614</w:t>
+              <w:t xml:space="preserve">3,992,075</w:t>
             </w:r>
           </w:p>
         </w:tc>
@@ -4436,27 +4601,6 @@
             </w:pPr>
             <w:r>
               <w:t xml:space="preserve">6,030,436</w:t>
-            </w:r>
-          </w:p>
-        </w:tc>
-        <w:tc>
-          <w:tcPr>
-            <w:tcW w:w="1337" w:type="dxa"/>
-            <w:tcBorders>
-              <w:top w:val="nil" w:color="000000"/>
-              <w:left w:val="nil" w:color="000000"/>
-              <w:bottom w:val="nil" w:color="000000"/>
-              <w:right w:val="nil" w:color="000000"/>
-            </w:tcBorders>
-            <w:vAlign w:val="bottom"/>
-          </w:tcPr>
-          <w:p>
-            <w:pPr>
-              <w:spacing w:after="0"/>
-              <w:jc w:val="right"/>
-            </w:pPr>
-            <w:r>
-              <w:t xml:space="preserve">5,058,235</w:t>
             </w:r>
           </w:p>
         </w:tc>
@@ -4614,6 +4758,27 @@
               <w:jc w:val="right"/>
             </w:pPr>
             <w:r>
+              <w:t xml:space="preserve">161,646</w:t>
+            </w:r>
+          </w:p>
+        </w:tc>
+        <w:tc>
+          <w:tcPr>
+            <w:tcW w:w="1337" w:type="dxa"/>
+            <w:tcBorders>
+              <w:top w:val="nil" w:color="000000"/>
+              <w:left w:val="nil" w:color="000000"/>
+              <w:bottom w:val="nil" w:color="000000"/>
+              <w:right w:val="nil" w:color="000000"/>
+            </w:tcBorders>
+            <w:vAlign w:val="bottom"/>
+          </w:tcPr>
+          <w:p>
+            <w:pPr>
+              <w:spacing w:after="0"/>
+              <w:jc w:val="right"/>
+            </w:pPr>
+            <w:r>
               <w:t xml:space="preserve">240,905</w:t>
             </w:r>
           </w:p>
@@ -4656,7 +4821,7 @@
               <w:jc w:val="right"/>
             </w:pPr>
             <w:r>
-              <w:t xml:space="preserve">166,232</w:t>
+              <w:t xml:space="preserve">160,402</w:t>
             </w:r>
           </w:p>
         </w:tc>
@@ -4699,27 +4864,6 @@
             </w:pPr>
             <w:r>
               <w:t xml:space="preserve">240,117</w:t>
-            </w:r>
-          </w:p>
-        </w:tc>
-        <w:tc>
-          <w:tcPr>
-            <w:tcW w:w="1337" w:type="dxa"/>
-            <w:tcBorders>
-              <w:top w:val="nil" w:color="000000"/>
-              <w:left w:val="nil" w:color="000000"/>
-              <w:bottom w:val="nil" w:color="000000"/>
-              <w:right w:val="nil" w:color="000000"/>
-            </w:tcBorders>
-            <w:vAlign w:val="bottom"/>
-          </w:tcPr>
-          <w:p>
-            <w:pPr>
-              <w:spacing w:after="0"/>
-              <w:jc w:val="right"/>
-            </w:pPr>
-            <w:r>
-              <w:t xml:space="preserve">165,962</w:t>
             </w:r>
           </w:p>
         </w:tc>
@@ -4877,6 +5021,27 @@
               <w:jc w:val="right"/>
             </w:pPr>
             <w:r>
+              <w:t xml:space="preserve">0.014</w:t>
+            </w:r>
+          </w:p>
+        </w:tc>
+        <w:tc>
+          <w:tcPr>
+            <w:tcW w:w="1337" w:type="dxa"/>
+            <w:tcBorders>
+              <w:top w:val="nil" w:color="000000"/>
+              <w:left w:val="nil" w:color="000000"/>
+              <w:bottom w:val="single" w:color="000000"/>
+              <w:right w:val="nil" w:color="000000"/>
+            </w:tcBorders>
+            <w:vAlign w:val="bottom"/>
+          </w:tcPr>
+          <w:p>
+            <w:pPr>
+              <w:spacing w:after="0"/>
+              <w:jc w:val="right"/>
+            </w:pPr>
+            <w:r>
               <w:t xml:space="preserve">0.017</w:t>
             </w:r>
           </w:p>
@@ -4919,7 +5084,7 @@
               <w:jc w:val="right"/>
             </w:pPr>
             <w:r>
-              <w:t xml:space="preserve">0.016</w:t>
+              <w:t xml:space="preserve">0.017</w:t>
             </w:r>
           </w:p>
         </w:tc>
@@ -4962,27 +5127,6 @@
             </w:pPr>
             <w:r>
               <w:t xml:space="preserve">0.019</w:t>
-            </w:r>
-          </w:p>
-        </w:tc>
-        <w:tc>
-          <w:tcPr>
-            <w:tcW w:w="1337" w:type="dxa"/>
-            <w:tcBorders>
-              <w:top w:val="nil" w:color="000000"/>
-              <w:left w:val="nil" w:color="000000"/>
-              <w:bottom w:val="single" w:color="000000"/>
-              <w:right w:val="nil" w:color="000000"/>
-            </w:tcBorders>
-            <w:vAlign w:val="bottom"/>
-          </w:tcPr>
-          <w:p>
-            <w:pPr>
-              <w:spacing w:after="0"/>
-              <w:jc w:val="right"/>
-            </w:pPr>
-            <w:r>
-              <w:t xml:space="preserve">0.018</w:t>
             </w:r>
           </w:p>
         </w:tc>
